--- a/proposal/10_Client_Questions_and_Answers_Playbook.docx
+++ b/proposal/10_Client_Questions_and_Answers_Playbook.docx
@@ -392,7 +392,7 @@
             </w:rPr>
             <w:fldChar w:fldCharType="separate"/>
           </w:r>
-          <w:hyperlink w:anchor="__RefHeading___Toc3134_3719902292">
+          <w:hyperlink w:anchor="__RefHeading___Toc3134_2871792748">
             <w:r>
               <w:rPr>
                 <w:rStyle w:val="IndexLink"/>
@@ -412,7 +412,7 @@
             </w:tabs>
             <w:rPr/>
           </w:pPr>
-          <w:hyperlink w:anchor="__RefHeading___Toc3136_3719902292">
+          <w:hyperlink w:anchor="__RefHeading___Toc3136_2871792748">
             <w:r>
               <w:rPr>
                 <w:rStyle w:val="IndexLink"/>
@@ -432,7 +432,7 @@
             </w:tabs>
             <w:rPr/>
           </w:pPr>
-          <w:hyperlink w:anchor="__RefHeading___Toc3138_3719902292">
+          <w:hyperlink w:anchor="__RefHeading___Toc3138_2871792748">
             <w:r>
               <w:rPr>
                 <w:rStyle w:val="IndexLink"/>
@@ -452,7 +452,7 @@
             </w:tabs>
             <w:rPr/>
           </w:pPr>
-          <w:hyperlink w:anchor="__RefHeading___Toc3140_3719902292">
+          <w:hyperlink w:anchor="__RefHeading___Toc3140_2871792748">
             <w:r>
               <w:rPr>
                 <w:rStyle w:val="IndexLink"/>
@@ -472,7 +472,7 @@
             </w:tabs>
             <w:rPr/>
           </w:pPr>
-          <w:hyperlink w:anchor="__RefHeading___Toc3142_3719902292">
+          <w:hyperlink w:anchor="__RefHeading___Toc3142_2871792748">
             <w:r>
               <w:rPr>
                 <w:rStyle w:val="IndexLink"/>
@@ -492,7 +492,7 @@
             </w:tabs>
             <w:rPr/>
           </w:pPr>
-          <w:hyperlink w:anchor="__RefHeading___Toc3144_3719902292">
+          <w:hyperlink w:anchor="__RefHeading___Toc3144_2871792748">
             <w:r>
               <w:rPr>
                 <w:rStyle w:val="IndexLink"/>
@@ -512,7 +512,7 @@
             </w:tabs>
             <w:rPr/>
           </w:pPr>
-          <w:hyperlink w:anchor="__RefHeading___Toc3146_3719902292">
+          <w:hyperlink w:anchor="__RefHeading___Toc3146_2871792748">
             <w:r>
               <w:rPr>
                 <w:rStyle w:val="IndexLink"/>
@@ -532,7 +532,7 @@
             </w:tabs>
             <w:rPr/>
           </w:pPr>
-          <w:hyperlink w:anchor="__RefHeading___Toc3148_3719902292">
+          <w:hyperlink w:anchor="__RefHeading___Toc3148_2871792748">
             <w:r>
               <w:rPr>
                 <w:rStyle w:val="IndexLink"/>
@@ -552,7 +552,7 @@
             </w:tabs>
             <w:rPr/>
           </w:pPr>
-          <w:hyperlink w:anchor="__RefHeading___Toc3150_3719902292">
+          <w:hyperlink w:anchor="__RefHeading___Toc3150_2871792748">
             <w:r>
               <w:rPr>
                 <w:rStyle w:val="IndexLink"/>
@@ -572,7 +572,7 @@
             </w:tabs>
             <w:rPr/>
           </w:pPr>
-          <w:hyperlink w:anchor="__RefHeading___Toc3152_3719902292">
+          <w:hyperlink w:anchor="__RefHeading___Toc3152_2871792748">
             <w:r>
               <w:rPr>
                 <w:rStyle w:val="IndexLink"/>
@@ -592,7 +592,7 @@
             </w:tabs>
             <w:rPr/>
           </w:pPr>
-          <w:hyperlink w:anchor="__RefHeading___Toc3154_3719902292">
+          <w:hyperlink w:anchor="__RefHeading___Toc3154_2871792748">
             <w:r>
               <w:rPr>
                 <w:rStyle w:val="IndexLink"/>
@@ -612,7 +612,7 @@
             </w:tabs>
             <w:rPr/>
           </w:pPr>
-          <w:hyperlink w:anchor="__RefHeading___Toc3156_3719902292">
+          <w:hyperlink w:anchor="__RefHeading___Toc3156_2871792748">
             <w:r>
               <w:rPr>
                 <w:rStyle w:val="IndexLink"/>
@@ -632,7 +632,7 @@
             </w:tabs>
             <w:rPr/>
           </w:pPr>
-          <w:hyperlink w:anchor="__RefHeading___Toc3158_3719902292">
+          <w:hyperlink w:anchor="__RefHeading___Toc3158_2871792748">
             <w:r>
               <w:rPr>
                 <w:rStyle w:val="IndexLink"/>
@@ -652,7 +652,7 @@
             </w:tabs>
             <w:rPr/>
           </w:pPr>
-          <w:hyperlink w:anchor="__RefHeading___Toc3160_3719902292">
+          <w:hyperlink w:anchor="__RefHeading___Toc3160_2871792748">
             <w:r>
               <w:rPr>
                 <w:rStyle w:val="IndexLink"/>
@@ -672,7 +672,7 @@
             </w:tabs>
             <w:rPr/>
           </w:pPr>
-          <w:hyperlink w:anchor="__RefHeading___Toc3162_3719902292">
+          <w:hyperlink w:anchor="__RefHeading___Toc3162_2871792748">
             <w:r>
               <w:rPr>
                 <w:rStyle w:val="IndexLink"/>
@@ -692,7 +692,7 @@
             </w:tabs>
             <w:rPr/>
           </w:pPr>
-          <w:hyperlink w:anchor="__RefHeading___Toc3164_3719902292">
+          <w:hyperlink w:anchor="__RefHeading___Toc3164_2871792748">
             <w:r>
               <w:rPr>
                 <w:rStyle w:val="IndexLink"/>
@@ -712,7 +712,7 @@
             </w:tabs>
             <w:rPr/>
           </w:pPr>
-          <w:hyperlink w:anchor="__RefHeading___Toc3166_3719902292">
+          <w:hyperlink w:anchor="__RefHeading___Toc3166_2871792748">
             <w:r>
               <w:rPr>
                 <w:rStyle w:val="IndexLink"/>
@@ -732,7 +732,7 @@
             </w:tabs>
             <w:rPr/>
           </w:pPr>
-          <w:hyperlink w:anchor="__RefHeading___Toc3168_3719902292">
+          <w:hyperlink w:anchor="__RefHeading___Toc3168_2871792748">
             <w:r>
               <w:rPr>
                 <w:rStyle w:val="IndexLink"/>
@@ -752,7 +752,7 @@
             </w:tabs>
             <w:rPr/>
           </w:pPr>
-          <w:hyperlink w:anchor="__RefHeading___Toc3170_3719902292">
+          <w:hyperlink w:anchor="__RefHeading___Toc3170_2871792748">
             <w:r>
               <w:rPr>
                 <w:rStyle w:val="IndexLink"/>
@@ -772,7 +772,7 @@
             </w:tabs>
             <w:rPr/>
           </w:pPr>
-          <w:hyperlink w:anchor="__RefHeading___Toc3172_3719902292">
+          <w:hyperlink w:anchor="__RefHeading___Toc3172_2871792748">
             <w:r>
               <w:rPr>
                 <w:rStyle w:val="IndexLink"/>
@@ -792,7 +792,7 @@
             </w:tabs>
             <w:rPr/>
           </w:pPr>
-          <w:hyperlink w:anchor="__RefHeading___Toc3174_3719902292">
+          <w:hyperlink w:anchor="__RefHeading___Toc3174_2871792748">
             <w:r>
               <w:rPr>
                 <w:rStyle w:val="IndexLink"/>
@@ -812,7 +812,7 @@
             </w:tabs>
             <w:rPr/>
           </w:pPr>
-          <w:hyperlink w:anchor="__RefHeading___Toc3176_3719902292">
+          <w:hyperlink w:anchor="__RefHeading___Toc3176_2871792748">
             <w:r>
               <w:rPr>
                 <w:rStyle w:val="IndexLink"/>
@@ -832,7 +832,7 @@
             </w:tabs>
             <w:rPr/>
           </w:pPr>
-          <w:hyperlink w:anchor="__RefHeading___Toc3178_3719902292">
+          <w:hyperlink w:anchor="__RefHeading___Toc3178_2871792748">
             <w:r>
               <w:rPr>
                 <w:rStyle w:val="IndexLink"/>
@@ -852,7 +852,7 @@
             </w:tabs>
             <w:rPr/>
           </w:pPr>
-          <w:hyperlink w:anchor="__RefHeading___Toc3180_3719902292">
+          <w:hyperlink w:anchor="__RefHeading___Toc3180_2871792748">
             <w:r>
               <w:rPr>
                 <w:rStyle w:val="IndexLink"/>
@@ -872,7 +872,7 @@
             </w:tabs>
             <w:rPr/>
           </w:pPr>
-          <w:hyperlink w:anchor="__RefHeading___Toc3182_3719902292">
+          <w:hyperlink w:anchor="__RefHeading___Toc3182_2871792748">
             <w:r>
               <w:rPr>
                 <w:rStyle w:val="IndexLink"/>
@@ -892,7 +892,7 @@
             </w:tabs>
             <w:rPr/>
           </w:pPr>
-          <w:hyperlink w:anchor="__RefHeading___Toc3184_3719902292">
+          <w:hyperlink w:anchor="__RefHeading___Toc3184_2871792748">
             <w:r>
               <w:rPr>
                 <w:rStyle w:val="IndexLink"/>
@@ -912,7 +912,7 @@
             </w:tabs>
             <w:rPr/>
           </w:pPr>
-          <w:hyperlink w:anchor="__RefHeading___Toc3186_3719902292">
+          <w:hyperlink w:anchor="__RefHeading___Toc3186_2871792748">
             <w:r>
               <w:rPr>
                 <w:rStyle w:val="IndexLink"/>
@@ -932,7 +932,7 @@
             </w:tabs>
             <w:rPr/>
           </w:pPr>
-          <w:hyperlink w:anchor="__RefHeading___Toc3188_3719902292">
+          <w:hyperlink w:anchor="__RefHeading___Toc3188_2871792748">
             <w:r>
               <w:rPr>
                 <w:rStyle w:val="IndexLink"/>
@@ -952,7 +952,7 @@
             </w:tabs>
             <w:rPr/>
           </w:pPr>
-          <w:hyperlink w:anchor="__RefHeading___Toc3190_3719902292">
+          <w:hyperlink w:anchor="__RefHeading___Toc3190_2871792748">
             <w:r>
               <w:rPr>
                 <w:rStyle w:val="IndexLink"/>
@@ -972,7 +972,7 @@
             </w:tabs>
             <w:rPr/>
           </w:pPr>
-          <w:hyperlink w:anchor="__RefHeading___Toc3192_3719902292">
+          <w:hyperlink w:anchor="__RefHeading___Toc3192_2871792748">
             <w:r>
               <w:rPr>
                 <w:rStyle w:val="IndexLink"/>
@@ -992,7 +992,7 @@
             </w:tabs>
             <w:rPr/>
           </w:pPr>
-          <w:hyperlink w:anchor="__RefHeading___Toc3194_3719902292">
+          <w:hyperlink w:anchor="__RefHeading___Toc3194_2871792748">
             <w:r>
               <w:rPr>
                 <w:rStyle w:val="IndexLink"/>
@@ -1012,7 +1012,7 @@
             </w:tabs>
             <w:rPr/>
           </w:pPr>
-          <w:hyperlink w:anchor="__RefHeading___Toc3196_3719902292">
+          <w:hyperlink w:anchor="__RefHeading___Toc3196_2871792748">
             <w:r>
               <w:rPr>
                 <w:rStyle w:val="IndexLink"/>
@@ -1032,7 +1032,7 @@
             </w:tabs>
             <w:rPr/>
           </w:pPr>
-          <w:hyperlink w:anchor="__RefHeading___Toc3198_3719902292">
+          <w:hyperlink w:anchor="__RefHeading___Toc3198_2871792748">
             <w:r>
               <w:rPr>
                 <w:rStyle w:val="IndexLink"/>
@@ -1052,7 +1052,7 @@
             </w:tabs>
             <w:rPr/>
           </w:pPr>
-          <w:hyperlink w:anchor="__RefHeading___Toc3200_3719902292">
+          <w:hyperlink w:anchor="__RefHeading___Toc3200_2871792748">
             <w:r>
               <w:rPr>
                 <w:rStyle w:val="IndexLink"/>
@@ -1072,7 +1072,7 @@
             </w:tabs>
             <w:rPr/>
           </w:pPr>
-          <w:hyperlink w:anchor="__RefHeading___Toc3202_3719902292">
+          <w:hyperlink w:anchor="__RefHeading___Toc3202_2871792748">
             <w:r>
               <w:rPr>
                 <w:rStyle w:val="IndexLink"/>
@@ -1092,7 +1092,7 @@
             </w:tabs>
             <w:rPr/>
           </w:pPr>
-          <w:hyperlink w:anchor="__RefHeading___Toc3204_3719902292">
+          <w:hyperlink w:anchor="__RefHeading___Toc3204_2871792748">
             <w:r>
               <w:rPr>
                 <w:rStyle w:val="IndexLink"/>
@@ -1112,7 +1112,7 @@
             </w:tabs>
             <w:rPr/>
           </w:pPr>
-          <w:hyperlink w:anchor="__RefHeading___Toc3206_3719902292">
+          <w:hyperlink w:anchor="__RefHeading___Toc3206_2871792748">
             <w:r>
               <w:rPr>
                 <w:rStyle w:val="IndexLink"/>
@@ -1132,7 +1132,7 @@
             </w:tabs>
             <w:rPr/>
           </w:pPr>
-          <w:hyperlink w:anchor="__RefHeading___Toc3208_3719902292">
+          <w:hyperlink w:anchor="__RefHeading___Toc3208_2871792748">
             <w:r>
               <w:rPr>
                 <w:rStyle w:val="IndexLink"/>
@@ -1152,7 +1152,7 @@
             </w:tabs>
             <w:rPr/>
           </w:pPr>
-          <w:hyperlink w:anchor="__RefHeading___Toc3210_3719902292">
+          <w:hyperlink w:anchor="__RefHeading___Toc3210_2871792748">
             <w:r>
               <w:rPr>
                 <w:rStyle w:val="IndexLink"/>
@@ -1172,7 +1172,7 @@
             </w:tabs>
             <w:rPr/>
           </w:pPr>
-          <w:hyperlink w:anchor="__RefHeading___Toc3212_3719902292">
+          <w:hyperlink w:anchor="__RefHeading___Toc3212_2871792748">
             <w:r>
               <w:rPr>
                 <w:rStyle w:val="IndexLink"/>
@@ -1218,7 +1218,7 @@
         <w:spacing w:before="0" w:after="160"/>
         <w:rPr/>
       </w:pPr>
-      <w:bookmarkStart w:id="0" w:name="__RefHeading___Toc3134_3719902292"/>
+      <w:bookmarkStart w:id="0" w:name="__RefHeading___Toc3134_2871792748"/>
       <w:bookmarkEnd w:id="0"/>
       <w:r>
         <w:rPr/>
@@ -1275,7 +1275,7 @@
         <w:spacing w:before="360" w:after="160"/>
         <w:rPr/>
       </w:pPr>
-      <w:bookmarkStart w:id="1" w:name="__RefHeading___Toc3136_3719902292"/>
+      <w:bookmarkStart w:id="1" w:name="__RefHeading___Toc3136_2871792748"/>
       <w:bookmarkEnd w:id="1"/>
       <w:r>
         <w:rPr/>
@@ -1288,7 +1288,7 @@
         <w:spacing w:before="280" w:after="120"/>
         <w:rPr/>
       </w:pPr>
-      <w:bookmarkStart w:id="2" w:name="__RefHeading___Toc3138_3719902292"/>
+      <w:bookmarkStart w:id="2" w:name="__RefHeading___Toc3138_2871792748"/>
       <w:bookmarkEnd w:id="2"/>
       <w:r>
         <w:rPr/>
@@ -1337,7 +1337,7 @@
         <w:spacing w:before="280" w:after="120"/>
         <w:rPr/>
       </w:pPr>
-      <w:bookmarkStart w:id="3" w:name="__RefHeading___Toc3140_3719902292"/>
+      <w:bookmarkStart w:id="3" w:name="__RefHeading___Toc3140_2871792748"/>
       <w:bookmarkEnd w:id="3"/>
       <w:r>
         <w:rPr/>
@@ -1368,7 +1368,7 @@
         <w:spacing w:before="280" w:after="120"/>
         <w:rPr/>
       </w:pPr>
-      <w:bookmarkStart w:id="4" w:name="__RefHeading___Toc3142_3719902292"/>
+      <w:bookmarkStart w:id="4" w:name="__RefHeading___Toc3142_2871792748"/>
       <w:bookmarkEnd w:id="4"/>
       <w:r>
         <w:rPr/>
@@ -1417,7 +1417,7 @@
         <w:spacing w:before="280" w:after="120"/>
         <w:rPr/>
       </w:pPr>
-      <w:bookmarkStart w:id="5" w:name="__RefHeading___Toc3144_3719902292"/>
+      <w:bookmarkStart w:id="5" w:name="__RefHeading___Toc3144_2871792748"/>
       <w:bookmarkEnd w:id="5"/>
       <w:r>
         <w:rPr/>
@@ -1448,7 +1448,7 @@
         <w:spacing w:before="280" w:after="120"/>
         <w:rPr/>
       </w:pPr>
-      <w:bookmarkStart w:id="6" w:name="__RefHeading___Toc3146_3719902292"/>
+      <w:bookmarkStart w:id="6" w:name="__RefHeading___Toc3146_2871792748"/>
       <w:bookmarkEnd w:id="6"/>
       <w:r>
         <w:rPr/>
@@ -1479,7 +1479,7 @@
         <w:spacing w:before="360" w:after="160"/>
         <w:rPr/>
       </w:pPr>
-      <w:bookmarkStart w:id="7" w:name="__RefHeading___Toc3148_3719902292"/>
+      <w:bookmarkStart w:id="7" w:name="__RefHeading___Toc3148_2871792748"/>
       <w:bookmarkEnd w:id="7"/>
       <w:r>
         <w:rPr/>
@@ -1492,7 +1492,7 @@
         <w:spacing w:before="280" w:after="120"/>
         <w:rPr/>
       </w:pPr>
-      <w:bookmarkStart w:id="8" w:name="__RefHeading___Toc3150_3719902292"/>
+      <w:bookmarkStart w:id="8" w:name="__RefHeading___Toc3150_2871792748"/>
       <w:bookmarkEnd w:id="8"/>
       <w:r>
         <w:rPr/>
@@ -1541,7 +1541,7 @@
         <w:spacing w:before="280" w:after="120"/>
         <w:rPr/>
       </w:pPr>
-      <w:bookmarkStart w:id="9" w:name="__RefHeading___Toc3152_3719902292"/>
+      <w:bookmarkStart w:id="9" w:name="__RefHeading___Toc3152_2871792748"/>
       <w:bookmarkEnd w:id="9"/>
       <w:r>
         <w:rPr/>
@@ -1572,7 +1572,7 @@
         <w:spacing w:before="280" w:after="120"/>
         <w:rPr/>
       </w:pPr>
-      <w:bookmarkStart w:id="10" w:name="__RefHeading___Toc3154_3719902292"/>
+      <w:bookmarkStart w:id="10" w:name="__RefHeading___Toc3154_2871792748"/>
       <w:bookmarkEnd w:id="10"/>
       <w:r>
         <w:rPr/>
@@ -1603,7 +1603,7 @@
         <w:spacing w:before="280" w:after="120"/>
         <w:rPr/>
       </w:pPr>
-      <w:bookmarkStart w:id="11" w:name="__RefHeading___Toc3156_3719902292"/>
+      <w:bookmarkStart w:id="11" w:name="__RefHeading___Toc3156_2871792748"/>
       <w:bookmarkEnd w:id="11"/>
       <w:r>
         <w:rPr/>
@@ -1634,7 +1634,7 @@
         <w:spacing w:before="280" w:after="120"/>
         <w:rPr/>
       </w:pPr>
-      <w:bookmarkStart w:id="12" w:name="__RefHeading___Toc3158_3719902292"/>
+      <w:bookmarkStart w:id="12" w:name="__RefHeading___Toc3158_2871792748"/>
       <w:bookmarkEnd w:id="12"/>
       <w:r>
         <w:rPr/>
@@ -1665,7 +1665,7 @@
         <w:spacing w:before="280" w:after="120"/>
         <w:rPr/>
       </w:pPr>
-      <w:bookmarkStart w:id="13" w:name="__RefHeading___Toc3160_3719902292"/>
+      <w:bookmarkStart w:id="13" w:name="__RefHeading___Toc3160_2871792748"/>
       <w:bookmarkEnd w:id="13"/>
       <w:r>
         <w:rPr/>
@@ -1696,7 +1696,7 @@
         <w:spacing w:before="280" w:after="120"/>
         <w:rPr/>
       </w:pPr>
-      <w:bookmarkStart w:id="14" w:name="__RefHeading___Toc3162_3719902292"/>
+      <w:bookmarkStart w:id="14" w:name="__RefHeading___Toc3162_2871792748"/>
       <w:bookmarkEnd w:id="14"/>
       <w:r>
         <w:rPr/>
@@ -1727,7 +1727,7 @@
         <w:spacing w:before="360" w:after="160"/>
         <w:rPr/>
       </w:pPr>
-      <w:bookmarkStart w:id="15" w:name="__RefHeading___Toc3164_3719902292"/>
+      <w:bookmarkStart w:id="15" w:name="__RefHeading___Toc3164_2871792748"/>
       <w:bookmarkEnd w:id="15"/>
       <w:r>
         <w:rPr/>
@@ -1740,7 +1740,7 @@
         <w:spacing w:before="280" w:after="120"/>
         <w:rPr/>
       </w:pPr>
-      <w:bookmarkStart w:id="16" w:name="__RefHeading___Toc3166_3719902292"/>
+      <w:bookmarkStart w:id="16" w:name="__RefHeading___Toc3166_2871792748"/>
       <w:bookmarkEnd w:id="16"/>
       <w:r>
         <w:rPr/>
@@ -1771,7 +1771,7 @@
         <w:spacing w:before="280" w:after="120"/>
         <w:rPr/>
       </w:pPr>
-      <w:bookmarkStart w:id="17" w:name="__RefHeading___Toc3168_3719902292"/>
+      <w:bookmarkStart w:id="17" w:name="__RefHeading___Toc3168_2871792748"/>
       <w:bookmarkEnd w:id="17"/>
       <w:r>
         <w:rPr/>
@@ -1820,7 +1820,7 @@
         <w:spacing w:before="280" w:after="120"/>
         <w:rPr/>
       </w:pPr>
-      <w:bookmarkStart w:id="18" w:name="__RefHeading___Toc3170_3719902292"/>
+      <w:bookmarkStart w:id="18" w:name="__RefHeading___Toc3170_2871792748"/>
       <w:bookmarkEnd w:id="18"/>
       <w:r>
         <w:rPr/>
@@ -1851,7 +1851,7 @@
         <w:spacing w:before="280" w:after="120"/>
         <w:rPr/>
       </w:pPr>
-      <w:bookmarkStart w:id="19" w:name="__RefHeading___Toc3172_3719902292"/>
+      <w:bookmarkStart w:id="19" w:name="__RefHeading___Toc3172_2871792748"/>
       <w:bookmarkEnd w:id="19"/>
       <w:r>
         <w:rPr/>
@@ -1882,7 +1882,7 @@
         <w:spacing w:before="280" w:after="120"/>
         <w:rPr/>
       </w:pPr>
-      <w:bookmarkStart w:id="20" w:name="__RefHeading___Toc3174_3719902292"/>
+      <w:bookmarkStart w:id="20" w:name="__RefHeading___Toc3174_2871792748"/>
       <w:bookmarkEnd w:id="20"/>
       <w:r>
         <w:rPr/>
@@ -1931,7 +1931,7 @@
         <w:spacing w:before="280" w:after="120"/>
         <w:rPr/>
       </w:pPr>
-      <w:bookmarkStart w:id="21" w:name="__RefHeading___Toc3176_3719902292"/>
+      <w:bookmarkStart w:id="21" w:name="__RefHeading___Toc3176_2871792748"/>
       <w:bookmarkEnd w:id="21"/>
       <w:r>
         <w:rPr/>
@@ -1962,7 +1962,7 @@
         <w:spacing w:before="280" w:after="120"/>
         <w:rPr/>
       </w:pPr>
-      <w:bookmarkStart w:id="22" w:name="__RefHeading___Toc3178_3719902292"/>
+      <w:bookmarkStart w:id="22" w:name="__RefHeading___Toc3178_2871792748"/>
       <w:bookmarkEnd w:id="22"/>
       <w:r>
         <w:rPr/>
@@ -1993,7 +1993,7 @@
         <w:spacing w:before="360" w:after="160"/>
         <w:rPr/>
       </w:pPr>
-      <w:bookmarkStart w:id="23" w:name="__RefHeading___Toc3180_3719902292"/>
+      <w:bookmarkStart w:id="23" w:name="__RefHeading___Toc3180_2871792748"/>
       <w:bookmarkEnd w:id="23"/>
       <w:r>
         <w:rPr/>
@@ -2006,7 +2006,7 @@
         <w:spacing w:before="280" w:after="120"/>
         <w:rPr/>
       </w:pPr>
-      <w:bookmarkStart w:id="24" w:name="__RefHeading___Toc3182_3719902292"/>
+      <w:bookmarkStart w:id="24" w:name="__RefHeading___Toc3182_2871792748"/>
       <w:bookmarkEnd w:id="24"/>
       <w:r>
         <w:rPr/>
@@ -2037,7 +2037,7 @@
         <w:spacing w:before="280" w:after="120"/>
         <w:rPr/>
       </w:pPr>
-      <w:bookmarkStart w:id="25" w:name="__RefHeading___Toc3184_3719902292"/>
+      <w:bookmarkStart w:id="25" w:name="__RefHeading___Toc3184_2871792748"/>
       <w:bookmarkEnd w:id="25"/>
       <w:r>
         <w:rPr/>
@@ -2086,7 +2086,7 @@
         <w:spacing w:before="280" w:after="120"/>
         <w:rPr/>
       </w:pPr>
-      <w:bookmarkStart w:id="26" w:name="__RefHeading___Toc3186_3719902292"/>
+      <w:bookmarkStart w:id="26" w:name="__RefHeading___Toc3186_2871792748"/>
       <w:bookmarkEnd w:id="26"/>
       <w:r>
         <w:rPr/>
@@ -2117,7 +2117,7 @@
         <w:spacing w:before="280" w:after="120"/>
         <w:rPr/>
       </w:pPr>
-      <w:bookmarkStart w:id="27" w:name="__RefHeading___Toc3188_3719902292"/>
+      <w:bookmarkStart w:id="27" w:name="__RefHeading___Toc3188_2871792748"/>
       <w:bookmarkEnd w:id="27"/>
       <w:r>
         <w:rPr/>
@@ -2148,7 +2148,7 @@
         <w:spacing w:before="280" w:after="120"/>
         <w:rPr/>
       </w:pPr>
-      <w:bookmarkStart w:id="28" w:name="__RefHeading___Toc3190_3719902292"/>
+      <w:bookmarkStart w:id="28" w:name="__RefHeading___Toc3190_2871792748"/>
       <w:bookmarkEnd w:id="28"/>
       <w:r>
         <w:rPr/>
@@ -2179,7 +2179,7 @@
         <w:spacing w:before="280" w:after="120"/>
         <w:rPr/>
       </w:pPr>
-      <w:bookmarkStart w:id="29" w:name="__RefHeading___Toc3192_3719902292"/>
+      <w:bookmarkStart w:id="29" w:name="__RefHeading___Toc3192_2871792748"/>
       <w:bookmarkEnd w:id="29"/>
       <w:r>
         <w:rPr/>
@@ -2210,7 +2210,7 @@
         <w:spacing w:before="360" w:after="160"/>
         <w:rPr/>
       </w:pPr>
-      <w:bookmarkStart w:id="30" w:name="__RefHeading___Toc3194_3719902292"/>
+      <w:bookmarkStart w:id="30" w:name="__RefHeading___Toc3194_2871792748"/>
       <w:bookmarkEnd w:id="30"/>
       <w:r>
         <w:rPr/>
@@ -2223,7 +2223,7 @@
         <w:spacing w:before="280" w:after="120"/>
         <w:rPr/>
       </w:pPr>
-      <w:bookmarkStart w:id="31" w:name="__RefHeading___Toc3196_3719902292"/>
+      <w:bookmarkStart w:id="31" w:name="__RefHeading___Toc3196_2871792748"/>
       <w:bookmarkEnd w:id="31"/>
       <w:r>
         <w:rPr/>
@@ -2254,7 +2254,7 @@
         <w:spacing w:before="280" w:after="120"/>
         <w:rPr/>
       </w:pPr>
-      <w:bookmarkStart w:id="32" w:name="__RefHeading___Toc3198_3719902292"/>
+      <w:bookmarkStart w:id="32" w:name="__RefHeading___Toc3198_2871792748"/>
       <w:bookmarkEnd w:id="32"/>
       <w:r>
         <w:rPr/>
@@ -2285,7 +2285,7 @@
         <w:spacing w:before="280" w:after="120"/>
         <w:rPr/>
       </w:pPr>
-      <w:bookmarkStart w:id="33" w:name="__RefHeading___Toc3200_3719902292"/>
+      <w:bookmarkStart w:id="33" w:name="__RefHeading___Toc3200_2871792748"/>
       <w:bookmarkEnd w:id="33"/>
       <w:r>
         <w:rPr/>
@@ -2316,7 +2316,7 @@
         <w:spacing w:before="360" w:after="160"/>
         <w:rPr/>
       </w:pPr>
-      <w:bookmarkStart w:id="34" w:name="__RefHeading___Toc3202_3719902292"/>
+      <w:bookmarkStart w:id="34" w:name="__RefHeading___Toc3202_2871792748"/>
       <w:bookmarkEnd w:id="34"/>
       <w:r>
         <w:rPr/>
@@ -2329,7 +2329,7 @@
         <w:spacing w:before="280" w:after="120"/>
         <w:rPr/>
       </w:pPr>
-      <w:bookmarkStart w:id="35" w:name="__RefHeading___Toc3204_3719902292"/>
+      <w:bookmarkStart w:id="35" w:name="__RefHeading___Toc3204_2871792748"/>
       <w:bookmarkEnd w:id="35"/>
       <w:r>
         <w:rPr/>
@@ -2360,7 +2360,7 @@
         <w:spacing w:before="280" w:after="120"/>
         <w:rPr/>
       </w:pPr>
-      <w:bookmarkStart w:id="36" w:name="__RefHeading___Toc3206_3719902292"/>
+      <w:bookmarkStart w:id="36" w:name="__RefHeading___Toc3206_2871792748"/>
       <w:bookmarkEnd w:id="36"/>
       <w:r>
         <w:rPr/>
@@ -2391,7 +2391,7 @@
         <w:spacing w:before="280" w:after="120"/>
         <w:rPr/>
       </w:pPr>
-      <w:bookmarkStart w:id="37" w:name="__RefHeading___Toc3208_3719902292"/>
+      <w:bookmarkStart w:id="37" w:name="__RefHeading___Toc3208_2871792748"/>
       <w:bookmarkEnd w:id="37"/>
       <w:r>
         <w:rPr/>
@@ -2422,7 +2422,7 @@
         <w:spacing w:before="280" w:after="120"/>
         <w:rPr/>
       </w:pPr>
-      <w:bookmarkStart w:id="38" w:name="__RefHeading___Toc3210_3719902292"/>
+      <w:bookmarkStart w:id="38" w:name="__RefHeading___Toc3210_2871792748"/>
       <w:bookmarkEnd w:id="38"/>
       <w:r>
         <w:rPr/>
@@ -2453,7 +2453,7 @@
         <w:spacing w:before="360" w:after="160"/>
         <w:rPr/>
       </w:pPr>
-      <w:bookmarkStart w:id="39" w:name="__RefHeading___Toc3212_3719902292"/>
+      <w:bookmarkStart w:id="39" w:name="__RefHeading___Toc3212_2871792748"/>
       <w:bookmarkEnd w:id="39"/>
       <w:r>
         <w:rPr/>

--- a/proposal/10_Client_Questions_and_Answers_Playbook.docx
+++ b/proposal/10_Client_Questions_and_Answers_Playbook.docx
@@ -392,7 +392,7 @@
             </w:rPr>
             <w:fldChar w:fldCharType="separate"/>
           </w:r>
-          <w:hyperlink w:anchor="__RefHeading___Toc3134_2871792748">
+          <w:hyperlink w:anchor="__RefHeading___Toc1311_2048687391">
             <w:r>
               <w:rPr>
                 <w:rStyle w:val="IndexLink"/>
@@ -412,7 +412,7 @@
             </w:tabs>
             <w:rPr/>
           </w:pPr>
-          <w:hyperlink w:anchor="__RefHeading___Toc3136_2871792748">
+          <w:hyperlink w:anchor="__RefHeading___Toc1313_2048687391">
             <w:r>
               <w:rPr>
                 <w:rStyle w:val="IndexLink"/>
@@ -432,7 +432,7 @@
             </w:tabs>
             <w:rPr/>
           </w:pPr>
-          <w:hyperlink w:anchor="__RefHeading___Toc3138_2871792748">
+          <w:hyperlink w:anchor="__RefHeading___Toc1315_2048687391">
             <w:r>
               <w:rPr>
                 <w:rStyle w:val="IndexLink"/>
@@ -452,7 +452,7 @@
             </w:tabs>
             <w:rPr/>
           </w:pPr>
-          <w:hyperlink w:anchor="__RefHeading___Toc3140_2871792748">
+          <w:hyperlink w:anchor="__RefHeading___Toc1317_2048687391">
             <w:r>
               <w:rPr>
                 <w:rStyle w:val="IndexLink"/>
@@ -472,7 +472,7 @@
             </w:tabs>
             <w:rPr/>
           </w:pPr>
-          <w:hyperlink w:anchor="__RefHeading___Toc3142_2871792748">
+          <w:hyperlink w:anchor="__RefHeading___Toc1319_2048687391">
             <w:r>
               <w:rPr>
                 <w:rStyle w:val="IndexLink"/>
@@ -492,7 +492,7 @@
             </w:tabs>
             <w:rPr/>
           </w:pPr>
-          <w:hyperlink w:anchor="__RefHeading___Toc3144_2871792748">
+          <w:hyperlink w:anchor="__RefHeading___Toc1321_2048687391">
             <w:r>
               <w:rPr>
                 <w:rStyle w:val="IndexLink"/>
@@ -512,7 +512,7 @@
             </w:tabs>
             <w:rPr/>
           </w:pPr>
-          <w:hyperlink w:anchor="__RefHeading___Toc3146_2871792748">
+          <w:hyperlink w:anchor="__RefHeading___Toc1323_2048687391">
             <w:r>
               <w:rPr>
                 <w:rStyle w:val="IndexLink"/>
@@ -532,7 +532,7 @@
             </w:tabs>
             <w:rPr/>
           </w:pPr>
-          <w:hyperlink w:anchor="__RefHeading___Toc3148_2871792748">
+          <w:hyperlink w:anchor="__RefHeading___Toc1325_2048687391">
             <w:r>
               <w:rPr>
                 <w:rStyle w:val="IndexLink"/>
@@ -552,7 +552,7 @@
             </w:tabs>
             <w:rPr/>
           </w:pPr>
-          <w:hyperlink w:anchor="__RefHeading___Toc3150_2871792748">
+          <w:hyperlink w:anchor="__RefHeading___Toc1327_2048687391">
             <w:r>
               <w:rPr>
                 <w:rStyle w:val="IndexLink"/>
@@ -572,7 +572,7 @@
             </w:tabs>
             <w:rPr/>
           </w:pPr>
-          <w:hyperlink w:anchor="__RefHeading___Toc3152_2871792748">
+          <w:hyperlink w:anchor="__RefHeading___Toc1329_2048687391">
             <w:r>
               <w:rPr>
                 <w:rStyle w:val="IndexLink"/>
@@ -592,7 +592,7 @@
             </w:tabs>
             <w:rPr/>
           </w:pPr>
-          <w:hyperlink w:anchor="__RefHeading___Toc3154_2871792748">
+          <w:hyperlink w:anchor="__RefHeading___Toc1331_2048687391">
             <w:r>
               <w:rPr>
                 <w:rStyle w:val="IndexLink"/>
@@ -612,7 +612,7 @@
             </w:tabs>
             <w:rPr/>
           </w:pPr>
-          <w:hyperlink w:anchor="__RefHeading___Toc3156_2871792748">
+          <w:hyperlink w:anchor="__RefHeading___Toc1333_2048687391">
             <w:r>
               <w:rPr>
                 <w:rStyle w:val="IndexLink"/>
@@ -632,7 +632,7 @@
             </w:tabs>
             <w:rPr/>
           </w:pPr>
-          <w:hyperlink w:anchor="__RefHeading___Toc3158_2871792748">
+          <w:hyperlink w:anchor="__RefHeading___Toc1335_2048687391">
             <w:r>
               <w:rPr>
                 <w:rStyle w:val="IndexLink"/>
@@ -652,7 +652,7 @@
             </w:tabs>
             <w:rPr/>
           </w:pPr>
-          <w:hyperlink w:anchor="__RefHeading___Toc3160_2871792748">
+          <w:hyperlink w:anchor="__RefHeading___Toc1337_2048687391">
             <w:r>
               <w:rPr>
                 <w:rStyle w:val="IndexLink"/>
@@ -672,7 +672,7 @@
             </w:tabs>
             <w:rPr/>
           </w:pPr>
-          <w:hyperlink w:anchor="__RefHeading___Toc3162_2871792748">
+          <w:hyperlink w:anchor="__RefHeading___Toc1339_2048687391">
             <w:r>
               <w:rPr>
                 <w:rStyle w:val="IndexLink"/>
@@ -692,7 +692,7 @@
             </w:tabs>
             <w:rPr/>
           </w:pPr>
-          <w:hyperlink w:anchor="__RefHeading___Toc3164_2871792748">
+          <w:hyperlink w:anchor="__RefHeading___Toc1341_2048687391">
             <w:r>
               <w:rPr>
                 <w:rStyle w:val="IndexLink"/>
@@ -712,7 +712,7 @@
             </w:tabs>
             <w:rPr/>
           </w:pPr>
-          <w:hyperlink w:anchor="__RefHeading___Toc3166_2871792748">
+          <w:hyperlink w:anchor="__RefHeading___Toc1343_2048687391">
             <w:r>
               <w:rPr>
                 <w:rStyle w:val="IndexLink"/>
@@ -732,7 +732,7 @@
             </w:tabs>
             <w:rPr/>
           </w:pPr>
-          <w:hyperlink w:anchor="__RefHeading___Toc3168_2871792748">
+          <w:hyperlink w:anchor="__RefHeading___Toc1345_2048687391">
             <w:r>
               <w:rPr>
                 <w:rStyle w:val="IndexLink"/>
@@ -752,7 +752,7 @@
             </w:tabs>
             <w:rPr/>
           </w:pPr>
-          <w:hyperlink w:anchor="__RefHeading___Toc3170_2871792748">
+          <w:hyperlink w:anchor="__RefHeading___Toc1347_2048687391">
             <w:r>
               <w:rPr>
                 <w:rStyle w:val="IndexLink"/>
@@ -772,7 +772,7 @@
             </w:tabs>
             <w:rPr/>
           </w:pPr>
-          <w:hyperlink w:anchor="__RefHeading___Toc3172_2871792748">
+          <w:hyperlink w:anchor="__RefHeading___Toc1349_2048687391">
             <w:r>
               <w:rPr>
                 <w:rStyle w:val="IndexLink"/>
@@ -792,7 +792,7 @@
             </w:tabs>
             <w:rPr/>
           </w:pPr>
-          <w:hyperlink w:anchor="__RefHeading___Toc3174_2871792748">
+          <w:hyperlink w:anchor="__RefHeading___Toc1351_2048687391">
             <w:r>
               <w:rPr>
                 <w:rStyle w:val="IndexLink"/>
@@ -812,7 +812,7 @@
             </w:tabs>
             <w:rPr/>
           </w:pPr>
-          <w:hyperlink w:anchor="__RefHeading___Toc3176_2871792748">
+          <w:hyperlink w:anchor="__RefHeading___Toc1353_2048687391">
             <w:r>
               <w:rPr>
                 <w:rStyle w:val="IndexLink"/>
@@ -832,7 +832,7 @@
             </w:tabs>
             <w:rPr/>
           </w:pPr>
-          <w:hyperlink w:anchor="__RefHeading___Toc3178_2871792748">
+          <w:hyperlink w:anchor="__RefHeading___Toc1355_2048687391">
             <w:r>
               <w:rPr>
                 <w:rStyle w:val="IndexLink"/>
@@ -852,7 +852,7 @@
             </w:tabs>
             <w:rPr/>
           </w:pPr>
-          <w:hyperlink w:anchor="__RefHeading___Toc3180_2871792748">
+          <w:hyperlink w:anchor="__RefHeading___Toc1357_2048687391">
             <w:r>
               <w:rPr>
                 <w:rStyle w:val="IndexLink"/>
@@ -872,7 +872,7 @@
             </w:tabs>
             <w:rPr/>
           </w:pPr>
-          <w:hyperlink w:anchor="__RefHeading___Toc3182_2871792748">
+          <w:hyperlink w:anchor="__RefHeading___Toc1359_2048687391">
             <w:r>
               <w:rPr>
                 <w:rStyle w:val="IndexLink"/>
@@ -892,7 +892,7 @@
             </w:tabs>
             <w:rPr/>
           </w:pPr>
-          <w:hyperlink w:anchor="__RefHeading___Toc3184_2871792748">
+          <w:hyperlink w:anchor="__RefHeading___Toc1361_2048687391">
             <w:r>
               <w:rPr>
                 <w:rStyle w:val="IndexLink"/>
@@ -912,7 +912,7 @@
             </w:tabs>
             <w:rPr/>
           </w:pPr>
-          <w:hyperlink w:anchor="__RefHeading___Toc3186_2871792748">
+          <w:hyperlink w:anchor="__RefHeading___Toc1363_2048687391">
             <w:r>
               <w:rPr>
                 <w:rStyle w:val="IndexLink"/>
@@ -932,7 +932,7 @@
             </w:tabs>
             <w:rPr/>
           </w:pPr>
-          <w:hyperlink w:anchor="__RefHeading___Toc3188_2871792748">
+          <w:hyperlink w:anchor="__RefHeading___Toc1365_2048687391">
             <w:r>
               <w:rPr>
                 <w:rStyle w:val="IndexLink"/>
@@ -952,7 +952,7 @@
             </w:tabs>
             <w:rPr/>
           </w:pPr>
-          <w:hyperlink w:anchor="__RefHeading___Toc3190_2871792748">
+          <w:hyperlink w:anchor="__RefHeading___Toc1367_2048687391">
             <w:r>
               <w:rPr>
                 <w:rStyle w:val="IndexLink"/>
@@ -972,7 +972,7 @@
             </w:tabs>
             <w:rPr/>
           </w:pPr>
-          <w:hyperlink w:anchor="__RefHeading___Toc3192_2871792748">
+          <w:hyperlink w:anchor="__RefHeading___Toc1369_2048687391">
             <w:r>
               <w:rPr>
                 <w:rStyle w:val="IndexLink"/>
@@ -992,7 +992,7 @@
             </w:tabs>
             <w:rPr/>
           </w:pPr>
-          <w:hyperlink w:anchor="__RefHeading___Toc3194_2871792748">
+          <w:hyperlink w:anchor="__RefHeading___Toc1371_2048687391">
             <w:r>
               <w:rPr>
                 <w:rStyle w:val="IndexLink"/>
@@ -1012,7 +1012,7 @@
             </w:tabs>
             <w:rPr/>
           </w:pPr>
-          <w:hyperlink w:anchor="__RefHeading___Toc3196_2871792748">
+          <w:hyperlink w:anchor="__RefHeading___Toc1373_2048687391">
             <w:r>
               <w:rPr>
                 <w:rStyle w:val="IndexLink"/>
@@ -1032,7 +1032,7 @@
             </w:tabs>
             <w:rPr/>
           </w:pPr>
-          <w:hyperlink w:anchor="__RefHeading___Toc3198_2871792748">
+          <w:hyperlink w:anchor="__RefHeading___Toc1375_2048687391">
             <w:r>
               <w:rPr>
                 <w:rStyle w:val="IndexLink"/>
@@ -1052,7 +1052,7 @@
             </w:tabs>
             <w:rPr/>
           </w:pPr>
-          <w:hyperlink w:anchor="__RefHeading___Toc3200_2871792748">
+          <w:hyperlink w:anchor="__RefHeading___Toc1377_2048687391">
             <w:r>
               <w:rPr>
                 <w:rStyle w:val="IndexLink"/>
@@ -1072,7 +1072,7 @@
             </w:tabs>
             <w:rPr/>
           </w:pPr>
-          <w:hyperlink w:anchor="__RefHeading___Toc3202_2871792748">
+          <w:hyperlink w:anchor="__RefHeading___Toc1379_2048687391">
             <w:r>
               <w:rPr>
                 <w:rStyle w:val="IndexLink"/>
@@ -1092,7 +1092,7 @@
             </w:tabs>
             <w:rPr/>
           </w:pPr>
-          <w:hyperlink w:anchor="__RefHeading___Toc3204_2871792748">
+          <w:hyperlink w:anchor="__RefHeading___Toc1381_2048687391">
             <w:r>
               <w:rPr>
                 <w:rStyle w:val="IndexLink"/>
@@ -1112,7 +1112,7 @@
             </w:tabs>
             <w:rPr/>
           </w:pPr>
-          <w:hyperlink w:anchor="__RefHeading___Toc3206_2871792748">
+          <w:hyperlink w:anchor="__RefHeading___Toc1383_2048687391">
             <w:r>
               <w:rPr>
                 <w:rStyle w:val="IndexLink"/>
@@ -1132,7 +1132,7 @@
             </w:tabs>
             <w:rPr/>
           </w:pPr>
-          <w:hyperlink w:anchor="__RefHeading___Toc3208_2871792748">
+          <w:hyperlink w:anchor="__RefHeading___Toc1385_2048687391">
             <w:r>
               <w:rPr>
                 <w:rStyle w:val="IndexLink"/>
@@ -1152,7 +1152,7 @@
             </w:tabs>
             <w:rPr/>
           </w:pPr>
-          <w:hyperlink w:anchor="__RefHeading___Toc3210_2871792748">
+          <w:hyperlink w:anchor="__RefHeading___Toc1387_2048687391">
             <w:r>
               <w:rPr>
                 <w:rStyle w:val="IndexLink"/>
@@ -1172,7 +1172,7 @@
             </w:tabs>
             <w:rPr/>
           </w:pPr>
-          <w:hyperlink w:anchor="__RefHeading___Toc3212_2871792748">
+          <w:hyperlink w:anchor="__RefHeading___Toc1389_2048687391">
             <w:r>
               <w:rPr>
                 <w:rStyle w:val="IndexLink"/>
@@ -1218,7 +1218,7 @@
         <w:spacing w:before="0" w:after="160"/>
         <w:rPr/>
       </w:pPr>
-      <w:bookmarkStart w:id="0" w:name="__RefHeading___Toc3134_2871792748"/>
+      <w:bookmarkStart w:id="0" w:name="__RefHeading___Toc1311_2048687391"/>
       <w:bookmarkEnd w:id="0"/>
       <w:r>
         <w:rPr/>
@@ -1275,7 +1275,7 @@
         <w:spacing w:before="360" w:after="160"/>
         <w:rPr/>
       </w:pPr>
-      <w:bookmarkStart w:id="1" w:name="__RefHeading___Toc3136_2871792748"/>
+      <w:bookmarkStart w:id="1" w:name="__RefHeading___Toc1313_2048687391"/>
       <w:bookmarkEnd w:id="1"/>
       <w:r>
         <w:rPr/>
@@ -1288,7 +1288,7 @@
         <w:spacing w:before="280" w:after="120"/>
         <w:rPr/>
       </w:pPr>
-      <w:bookmarkStart w:id="2" w:name="__RefHeading___Toc3138_2871792748"/>
+      <w:bookmarkStart w:id="2" w:name="__RefHeading___Toc1315_2048687391"/>
       <w:bookmarkEnd w:id="2"/>
       <w:r>
         <w:rPr/>
@@ -1337,7 +1337,7 @@
         <w:spacing w:before="280" w:after="120"/>
         <w:rPr/>
       </w:pPr>
-      <w:bookmarkStart w:id="3" w:name="__RefHeading___Toc3140_2871792748"/>
+      <w:bookmarkStart w:id="3" w:name="__RefHeading___Toc1317_2048687391"/>
       <w:bookmarkEnd w:id="3"/>
       <w:r>
         <w:rPr/>
@@ -1368,7 +1368,7 @@
         <w:spacing w:before="280" w:after="120"/>
         <w:rPr/>
       </w:pPr>
-      <w:bookmarkStart w:id="4" w:name="__RefHeading___Toc3142_2871792748"/>
+      <w:bookmarkStart w:id="4" w:name="__RefHeading___Toc1319_2048687391"/>
       <w:bookmarkEnd w:id="4"/>
       <w:r>
         <w:rPr/>
@@ -1417,7 +1417,7 @@
         <w:spacing w:before="280" w:after="120"/>
         <w:rPr/>
       </w:pPr>
-      <w:bookmarkStart w:id="5" w:name="__RefHeading___Toc3144_2871792748"/>
+      <w:bookmarkStart w:id="5" w:name="__RefHeading___Toc1321_2048687391"/>
       <w:bookmarkEnd w:id="5"/>
       <w:r>
         <w:rPr/>
@@ -1448,7 +1448,7 @@
         <w:spacing w:before="280" w:after="120"/>
         <w:rPr/>
       </w:pPr>
-      <w:bookmarkStart w:id="6" w:name="__RefHeading___Toc3146_2871792748"/>
+      <w:bookmarkStart w:id="6" w:name="__RefHeading___Toc1323_2048687391"/>
       <w:bookmarkEnd w:id="6"/>
       <w:r>
         <w:rPr/>
@@ -1479,7 +1479,7 @@
         <w:spacing w:before="360" w:after="160"/>
         <w:rPr/>
       </w:pPr>
-      <w:bookmarkStart w:id="7" w:name="__RefHeading___Toc3148_2871792748"/>
+      <w:bookmarkStart w:id="7" w:name="__RefHeading___Toc1325_2048687391"/>
       <w:bookmarkEnd w:id="7"/>
       <w:r>
         <w:rPr/>
@@ -1492,7 +1492,7 @@
         <w:spacing w:before="280" w:after="120"/>
         <w:rPr/>
       </w:pPr>
-      <w:bookmarkStart w:id="8" w:name="__RefHeading___Toc3150_2871792748"/>
+      <w:bookmarkStart w:id="8" w:name="__RefHeading___Toc1327_2048687391"/>
       <w:bookmarkEnd w:id="8"/>
       <w:r>
         <w:rPr/>
@@ -1541,7 +1541,7 @@
         <w:spacing w:before="280" w:after="120"/>
         <w:rPr/>
       </w:pPr>
-      <w:bookmarkStart w:id="9" w:name="__RefHeading___Toc3152_2871792748"/>
+      <w:bookmarkStart w:id="9" w:name="__RefHeading___Toc1329_2048687391"/>
       <w:bookmarkEnd w:id="9"/>
       <w:r>
         <w:rPr/>
@@ -1572,7 +1572,7 @@
         <w:spacing w:before="280" w:after="120"/>
         <w:rPr/>
       </w:pPr>
-      <w:bookmarkStart w:id="10" w:name="__RefHeading___Toc3154_2871792748"/>
+      <w:bookmarkStart w:id="10" w:name="__RefHeading___Toc1331_2048687391"/>
       <w:bookmarkEnd w:id="10"/>
       <w:r>
         <w:rPr/>
@@ -1603,7 +1603,7 @@
         <w:spacing w:before="280" w:after="120"/>
         <w:rPr/>
       </w:pPr>
-      <w:bookmarkStart w:id="11" w:name="__RefHeading___Toc3156_2871792748"/>
+      <w:bookmarkStart w:id="11" w:name="__RefHeading___Toc1333_2048687391"/>
       <w:bookmarkEnd w:id="11"/>
       <w:r>
         <w:rPr/>
@@ -1634,7 +1634,7 @@
         <w:spacing w:before="280" w:after="120"/>
         <w:rPr/>
       </w:pPr>
-      <w:bookmarkStart w:id="12" w:name="__RefHeading___Toc3158_2871792748"/>
+      <w:bookmarkStart w:id="12" w:name="__RefHeading___Toc1335_2048687391"/>
       <w:bookmarkEnd w:id="12"/>
       <w:r>
         <w:rPr/>
@@ -1665,7 +1665,7 @@
         <w:spacing w:before="280" w:after="120"/>
         <w:rPr/>
       </w:pPr>
-      <w:bookmarkStart w:id="13" w:name="__RefHeading___Toc3160_2871792748"/>
+      <w:bookmarkStart w:id="13" w:name="__RefHeading___Toc1337_2048687391"/>
       <w:bookmarkEnd w:id="13"/>
       <w:r>
         <w:rPr/>
@@ -1696,7 +1696,7 @@
         <w:spacing w:before="280" w:after="120"/>
         <w:rPr/>
       </w:pPr>
-      <w:bookmarkStart w:id="14" w:name="__RefHeading___Toc3162_2871792748"/>
+      <w:bookmarkStart w:id="14" w:name="__RefHeading___Toc1339_2048687391"/>
       <w:bookmarkEnd w:id="14"/>
       <w:r>
         <w:rPr/>
@@ -1727,7 +1727,7 @@
         <w:spacing w:before="360" w:after="160"/>
         <w:rPr/>
       </w:pPr>
-      <w:bookmarkStart w:id="15" w:name="__RefHeading___Toc3164_2871792748"/>
+      <w:bookmarkStart w:id="15" w:name="__RefHeading___Toc1341_2048687391"/>
       <w:bookmarkEnd w:id="15"/>
       <w:r>
         <w:rPr/>
@@ -1740,7 +1740,7 @@
         <w:spacing w:before="280" w:after="120"/>
         <w:rPr/>
       </w:pPr>
-      <w:bookmarkStart w:id="16" w:name="__RefHeading___Toc3166_2871792748"/>
+      <w:bookmarkStart w:id="16" w:name="__RefHeading___Toc1343_2048687391"/>
       <w:bookmarkEnd w:id="16"/>
       <w:r>
         <w:rPr/>
@@ -1771,7 +1771,7 @@
         <w:spacing w:before="280" w:after="120"/>
         <w:rPr/>
       </w:pPr>
-      <w:bookmarkStart w:id="17" w:name="__RefHeading___Toc3168_2871792748"/>
+      <w:bookmarkStart w:id="17" w:name="__RefHeading___Toc1345_2048687391"/>
       <w:bookmarkEnd w:id="17"/>
       <w:r>
         <w:rPr/>
@@ -1820,7 +1820,7 @@
         <w:spacing w:before="280" w:after="120"/>
         <w:rPr/>
       </w:pPr>
-      <w:bookmarkStart w:id="18" w:name="__RefHeading___Toc3170_2871792748"/>
+      <w:bookmarkStart w:id="18" w:name="__RefHeading___Toc1347_2048687391"/>
       <w:bookmarkEnd w:id="18"/>
       <w:r>
         <w:rPr/>
@@ -1851,7 +1851,7 @@
         <w:spacing w:before="280" w:after="120"/>
         <w:rPr/>
       </w:pPr>
-      <w:bookmarkStart w:id="19" w:name="__RefHeading___Toc3172_2871792748"/>
+      <w:bookmarkStart w:id="19" w:name="__RefHeading___Toc1349_2048687391"/>
       <w:bookmarkEnd w:id="19"/>
       <w:r>
         <w:rPr/>
@@ -1882,7 +1882,7 @@
         <w:spacing w:before="280" w:after="120"/>
         <w:rPr/>
       </w:pPr>
-      <w:bookmarkStart w:id="20" w:name="__RefHeading___Toc3174_2871792748"/>
+      <w:bookmarkStart w:id="20" w:name="__RefHeading___Toc1351_2048687391"/>
       <w:bookmarkEnd w:id="20"/>
       <w:r>
         <w:rPr/>
@@ -1931,7 +1931,7 @@
         <w:spacing w:before="280" w:after="120"/>
         <w:rPr/>
       </w:pPr>
-      <w:bookmarkStart w:id="21" w:name="__RefHeading___Toc3176_2871792748"/>
+      <w:bookmarkStart w:id="21" w:name="__RefHeading___Toc1353_2048687391"/>
       <w:bookmarkEnd w:id="21"/>
       <w:r>
         <w:rPr/>
@@ -1953,7 +1953,7 @@
       </w:r>
       <w:r>
         <w:rPr/>
-        <w:t xml:space="preserve"> No, by design. There is no automated sending path in the code. A message is sent only when a named approver, who is not the drafter, approves it; the send happens under that person's authority through your own mailbox, and it is logged. Reminders go to your staff, never to contacts.</w:t>
+        <w:t xml:space="preserve"> No, by design. There is no automated path to an external contact anywhere in the code; the only automated messages are reminders to your own staff. A message is sent only when a named approver, who is not the drafter, approves it; the send happens under that person's authority through your own mailbox, and it is logged. Reminders go to your staff, never to contacts.</w:t>
       </w:r>
     </w:p>
     <w:p>
@@ -1962,7 +1962,7 @@
         <w:spacing w:before="280" w:after="120"/>
         <w:rPr/>
       </w:pPr>
-      <w:bookmarkStart w:id="22" w:name="__RefHeading___Toc3178_2871792748"/>
+      <w:bookmarkStart w:id="22" w:name="__RefHeading___Toc1355_2048687391"/>
       <w:bookmarkEnd w:id="22"/>
       <w:r>
         <w:rPr/>
@@ -1993,7 +1993,7 @@
         <w:spacing w:before="360" w:after="160"/>
         <w:rPr/>
       </w:pPr>
-      <w:bookmarkStart w:id="23" w:name="__RefHeading___Toc3180_2871792748"/>
+      <w:bookmarkStart w:id="23" w:name="__RefHeading___Toc1357_2048687391"/>
       <w:bookmarkEnd w:id="23"/>
       <w:r>
         <w:rPr/>
@@ -2006,7 +2006,7 @@
         <w:spacing w:before="280" w:after="120"/>
         <w:rPr/>
       </w:pPr>
-      <w:bookmarkStart w:id="24" w:name="__RefHeading___Toc3182_2871792748"/>
+      <w:bookmarkStart w:id="24" w:name="__RefHeading___Toc1359_2048687391"/>
       <w:bookmarkEnd w:id="24"/>
       <w:r>
         <w:rPr/>
@@ -2037,7 +2037,7 @@
         <w:spacing w:before="280" w:after="120"/>
         <w:rPr/>
       </w:pPr>
-      <w:bookmarkStart w:id="25" w:name="__RefHeading___Toc3184_2871792748"/>
+      <w:bookmarkStart w:id="25" w:name="__RefHeading___Toc1361_2048687391"/>
       <w:bookmarkEnd w:id="25"/>
       <w:r>
         <w:rPr/>
@@ -2086,7 +2086,7 @@
         <w:spacing w:before="280" w:after="120"/>
         <w:rPr/>
       </w:pPr>
-      <w:bookmarkStart w:id="26" w:name="__RefHeading___Toc3186_2871792748"/>
+      <w:bookmarkStart w:id="26" w:name="__RefHeading___Toc1363_2048687391"/>
       <w:bookmarkEnd w:id="26"/>
       <w:r>
         <w:rPr/>
@@ -2117,7 +2117,7 @@
         <w:spacing w:before="280" w:after="120"/>
         <w:rPr/>
       </w:pPr>
-      <w:bookmarkStart w:id="27" w:name="__RefHeading___Toc3188_2871792748"/>
+      <w:bookmarkStart w:id="27" w:name="__RefHeading___Toc1365_2048687391"/>
       <w:bookmarkEnd w:id="27"/>
       <w:r>
         <w:rPr/>
@@ -2148,7 +2148,7 @@
         <w:spacing w:before="280" w:after="120"/>
         <w:rPr/>
       </w:pPr>
-      <w:bookmarkStart w:id="28" w:name="__RefHeading___Toc3190_2871792748"/>
+      <w:bookmarkStart w:id="28" w:name="__RefHeading___Toc1367_2048687391"/>
       <w:bookmarkEnd w:id="28"/>
       <w:r>
         <w:rPr/>
@@ -2179,7 +2179,7 @@
         <w:spacing w:before="280" w:after="120"/>
         <w:rPr/>
       </w:pPr>
-      <w:bookmarkStart w:id="29" w:name="__RefHeading___Toc3192_2871792748"/>
+      <w:bookmarkStart w:id="29" w:name="__RefHeading___Toc1369_2048687391"/>
       <w:bookmarkEnd w:id="29"/>
       <w:r>
         <w:rPr/>
@@ -2210,7 +2210,7 @@
         <w:spacing w:before="360" w:after="160"/>
         <w:rPr/>
       </w:pPr>
-      <w:bookmarkStart w:id="30" w:name="__RefHeading___Toc3194_2871792748"/>
+      <w:bookmarkStart w:id="30" w:name="__RefHeading___Toc1371_2048687391"/>
       <w:bookmarkEnd w:id="30"/>
       <w:r>
         <w:rPr/>
@@ -2223,7 +2223,7 @@
         <w:spacing w:before="280" w:after="120"/>
         <w:rPr/>
       </w:pPr>
-      <w:bookmarkStart w:id="31" w:name="__RefHeading___Toc3196_2871792748"/>
+      <w:bookmarkStart w:id="31" w:name="__RefHeading___Toc1373_2048687391"/>
       <w:bookmarkEnd w:id="31"/>
       <w:r>
         <w:rPr/>
@@ -2254,7 +2254,7 @@
         <w:spacing w:before="280" w:after="120"/>
         <w:rPr/>
       </w:pPr>
-      <w:bookmarkStart w:id="32" w:name="__RefHeading___Toc3198_2871792748"/>
+      <w:bookmarkStart w:id="32" w:name="__RefHeading___Toc1375_2048687391"/>
       <w:bookmarkEnd w:id="32"/>
       <w:r>
         <w:rPr/>
@@ -2285,7 +2285,7 @@
         <w:spacing w:before="280" w:after="120"/>
         <w:rPr/>
       </w:pPr>
-      <w:bookmarkStart w:id="33" w:name="__RefHeading___Toc3200_2871792748"/>
+      <w:bookmarkStart w:id="33" w:name="__RefHeading___Toc1377_2048687391"/>
       <w:bookmarkEnd w:id="33"/>
       <w:r>
         <w:rPr/>
@@ -2316,7 +2316,7 @@
         <w:spacing w:before="360" w:after="160"/>
         <w:rPr/>
       </w:pPr>
-      <w:bookmarkStart w:id="34" w:name="__RefHeading___Toc3202_2871792748"/>
+      <w:bookmarkStart w:id="34" w:name="__RefHeading___Toc1379_2048687391"/>
       <w:bookmarkEnd w:id="34"/>
       <w:r>
         <w:rPr/>
@@ -2329,7 +2329,7 @@
         <w:spacing w:before="280" w:after="120"/>
         <w:rPr/>
       </w:pPr>
-      <w:bookmarkStart w:id="35" w:name="__RefHeading___Toc3204_2871792748"/>
+      <w:bookmarkStart w:id="35" w:name="__RefHeading___Toc1381_2048687391"/>
       <w:bookmarkEnd w:id="35"/>
       <w:r>
         <w:rPr/>
@@ -2360,7 +2360,7 @@
         <w:spacing w:before="280" w:after="120"/>
         <w:rPr/>
       </w:pPr>
-      <w:bookmarkStart w:id="36" w:name="__RefHeading___Toc3206_2871792748"/>
+      <w:bookmarkStart w:id="36" w:name="__RefHeading___Toc1383_2048687391"/>
       <w:bookmarkEnd w:id="36"/>
       <w:r>
         <w:rPr/>
@@ -2391,7 +2391,7 @@
         <w:spacing w:before="280" w:after="120"/>
         <w:rPr/>
       </w:pPr>
-      <w:bookmarkStart w:id="37" w:name="__RefHeading___Toc3208_2871792748"/>
+      <w:bookmarkStart w:id="37" w:name="__RefHeading___Toc1385_2048687391"/>
       <w:bookmarkEnd w:id="37"/>
       <w:r>
         <w:rPr/>
@@ -2422,7 +2422,7 @@
         <w:spacing w:before="280" w:after="120"/>
         <w:rPr/>
       </w:pPr>
-      <w:bookmarkStart w:id="38" w:name="__RefHeading___Toc3210_2871792748"/>
+      <w:bookmarkStart w:id="38" w:name="__RefHeading___Toc1387_2048687391"/>
       <w:bookmarkEnd w:id="38"/>
       <w:r>
         <w:rPr/>
@@ -2453,7 +2453,7 @@
         <w:spacing w:before="360" w:after="160"/>
         <w:rPr/>
       </w:pPr>
-      <w:bookmarkStart w:id="39" w:name="__RefHeading___Toc3212_2871792748"/>
+      <w:bookmarkStart w:id="39" w:name="__RefHeading___Toc1389_2048687391"/>
       <w:bookmarkEnd w:id="39"/>
       <w:r>
         <w:rPr/>

--- a/proposal/10_Client_Questions_and_Answers_Playbook.docx
+++ b/proposal/10_Client_Questions_and_Answers_Playbook.docx
@@ -392,7 +392,7 @@
             </w:rPr>
             <w:fldChar w:fldCharType="separate"/>
           </w:r>
-          <w:hyperlink w:anchor="__RefHeading___Toc1311_2048687391">
+          <w:hyperlink w:anchor="__RefHeading___Toc3151_937233523">
             <w:r>
               <w:rPr>
                 <w:rStyle w:val="IndexLink"/>
@@ -412,7 +412,7 @@
             </w:tabs>
             <w:rPr/>
           </w:pPr>
-          <w:hyperlink w:anchor="__RefHeading___Toc1313_2048687391">
+          <w:hyperlink w:anchor="__RefHeading___Toc3153_937233523">
             <w:r>
               <w:rPr>
                 <w:rStyle w:val="IndexLink"/>
@@ -432,7 +432,7 @@
             </w:tabs>
             <w:rPr/>
           </w:pPr>
-          <w:hyperlink w:anchor="__RefHeading___Toc1315_2048687391">
+          <w:hyperlink w:anchor="__RefHeading___Toc3155_937233523">
             <w:r>
               <w:rPr>
                 <w:rStyle w:val="IndexLink"/>
@@ -452,7 +452,7 @@
             </w:tabs>
             <w:rPr/>
           </w:pPr>
-          <w:hyperlink w:anchor="__RefHeading___Toc1317_2048687391">
+          <w:hyperlink w:anchor="__RefHeading___Toc3157_937233523">
             <w:r>
               <w:rPr>
                 <w:rStyle w:val="IndexLink"/>
@@ -472,7 +472,7 @@
             </w:tabs>
             <w:rPr/>
           </w:pPr>
-          <w:hyperlink w:anchor="__RefHeading___Toc1319_2048687391">
+          <w:hyperlink w:anchor="__RefHeading___Toc3159_937233523">
             <w:r>
               <w:rPr>
                 <w:rStyle w:val="IndexLink"/>
@@ -492,7 +492,7 @@
             </w:tabs>
             <w:rPr/>
           </w:pPr>
-          <w:hyperlink w:anchor="__RefHeading___Toc1321_2048687391">
+          <w:hyperlink w:anchor="__RefHeading___Toc3161_937233523">
             <w:r>
               <w:rPr>
                 <w:rStyle w:val="IndexLink"/>
@@ -512,7 +512,7 @@
             </w:tabs>
             <w:rPr/>
           </w:pPr>
-          <w:hyperlink w:anchor="__RefHeading___Toc1323_2048687391">
+          <w:hyperlink w:anchor="__RefHeading___Toc3163_937233523">
             <w:r>
               <w:rPr>
                 <w:rStyle w:val="IndexLink"/>
@@ -532,7 +532,7 @@
             </w:tabs>
             <w:rPr/>
           </w:pPr>
-          <w:hyperlink w:anchor="__RefHeading___Toc1325_2048687391">
+          <w:hyperlink w:anchor="__RefHeading___Toc3165_937233523">
             <w:r>
               <w:rPr>
                 <w:rStyle w:val="IndexLink"/>
@@ -552,7 +552,7 @@
             </w:tabs>
             <w:rPr/>
           </w:pPr>
-          <w:hyperlink w:anchor="__RefHeading___Toc1327_2048687391">
+          <w:hyperlink w:anchor="__RefHeading___Toc3167_937233523">
             <w:r>
               <w:rPr>
                 <w:rStyle w:val="IndexLink"/>
@@ -572,7 +572,7 @@
             </w:tabs>
             <w:rPr/>
           </w:pPr>
-          <w:hyperlink w:anchor="__RefHeading___Toc1329_2048687391">
+          <w:hyperlink w:anchor="__RefHeading___Toc3169_937233523">
             <w:r>
               <w:rPr>
                 <w:rStyle w:val="IndexLink"/>
@@ -592,7 +592,7 @@
             </w:tabs>
             <w:rPr/>
           </w:pPr>
-          <w:hyperlink w:anchor="__RefHeading___Toc1331_2048687391">
+          <w:hyperlink w:anchor="__RefHeading___Toc3171_937233523">
             <w:r>
               <w:rPr>
                 <w:rStyle w:val="IndexLink"/>
@@ -612,7 +612,7 @@
             </w:tabs>
             <w:rPr/>
           </w:pPr>
-          <w:hyperlink w:anchor="__RefHeading___Toc1333_2048687391">
+          <w:hyperlink w:anchor="__RefHeading___Toc3173_937233523">
             <w:r>
               <w:rPr>
                 <w:rStyle w:val="IndexLink"/>
@@ -632,7 +632,7 @@
             </w:tabs>
             <w:rPr/>
           </w:pPr>
-          <w:hyperlink w:anchor="__RefHeading___Toc1335_2048687391">
+          <w:hyperlink w:anchor="__RefHeading___Toc3175_937233523">
             <w:r>
               <w:rPr>
                 <w:rStyle w:val="IndexLink"/>
@@ -652,12 +652,12 @@
             </w:tabs>
             <w:rPr/>
           </w:pPr>
-          <w:hyperlink w:anchor="__RefHeading___Toc1337_2048687391">
-            <w:r>
-              <w:rPr>
-                <w:rStyle w:val="IndexLink"/>
-              </w:rPr>
-              <w:t>B6. "What about Arabic documents?"</w:t>
+          <w:hyperlink w:anchor="__RefHeading___Toc3177_937233523">
+            <w:r>
+              <w:rPr>
+                <w:rStyle w:val="IndexLink"/>
+              </w:rPr>
+              <w:t>B6. "What about documents that are not in English?"</w:t>
               <w:tab/>
               <w:t>4</w:t>
             </w:r>
@@ -672,7 +672,7 @@
             </w:tabs>
             <w:rPr/>
           </w:pPr>
-          <w:hyperlink w:anchor="__RefHeading___Toc1339_2048687391">
+          <w:hyperlink w:anchor="__RefHeading___Toc3179_937233523">
             <w:r>
               <w:rPr>
                 <w:rStyle w:val="IndexLink"/>
@@ -692,7 +692,7 @@
             </w:tabs>
             <w:rPr/>
           </w:pPr>
-          <w:hyperlink w:anchor="__RefHeading___Toc1341_2048687391">
+          <w:hyperlink w:anchor="__RefHeading___Toc3181_937233523">
             <w:r>
               <w:rPr>
                 <w:rStyle w:val="IndexLink"/>
@@ -712,7 +712,7 @@
             </w:tabs>
             <w:rPr/>
           </w:pPr>
-          <w:hyperlink w:anchor="__RefHeading___Toc1343_2048687391">
+          <w:hyperlink w:anchor="__RefHeading___Toc3183_937233523">
             <w:r>
               <w:rPr>
                 <w:rStyle w:val="IndexLink"/>
@@ -732,7 +732,7 @@
             </w:tabs>
             <w:rPr/>
           </w:pPr>
-          <w:hyperlink w:anchor="__RefHeading___Toc1345_2048687391">
+          <w:hyperlink w:anchor="__RefHeading___Toc3185_937233523">
             <w:r>
               <w:rPr>
                 <w:rStyle w:val="IndexLink"/>
@@ -752,7 +752,7 @@
             </w:tabs>
             <w:rPr/>
           </w:pPr>
-          <w:hyperlink w:anchor="__RefHeading___Toc1347_2048687391">
+          <w:hyperlink w:anchor="__RefHeading___Toc3187_937233523">
             <w:r>
               <w:rPr>
                 <w:rStyle w:val="IndexLink"/>
@@ -772,7 +772,7 @@
             </w:tabs>
             <w:rPr/>
           </w:pPr>
-          <w:hyperlink w:anchor="__RefHeading___Toc1349_2048687391">
+          <w:hyperlink w:anchor="__RefHeading___Toc3189_937233523">
             <w:r>
               <w:rPr>
                 <w:rStyle w:val="IndexLink"/>
@@ -792,12 +792,12 @@
             </w:tabs>
             <w:rPr/>
           </w:pPr>
-          <w:hyperlink w:anchor="__RefHeading___Toc1351_2048687391">
-            <w:r>
-              <w:rPr>
-                <w:rStyle w:val="IndexLink"/>
-              </w:rPr>
-              <w:t>C5. "Is it compliant with PDPL?"</w:t>
+          <w:hyperlink w:anchor="__RefHeading___Toc3191_937233523">
+            <w:r>
+              <w:rPr>
+                <w:rStyle w:val="IndexLink"/>
+              </w:rPr>
+              <w:t>C5. "Is it compliant with our data protection law?"</w:t>
               <w:tab/>
               <w:t>5</w:t>
             </w:r>
@@ -812,7 +812,7 @@
             </w:tabs>
             <w:rPr/>
           </w:pPr>
-          <w:hyperlink w:anchor="__RefHeading___Toc1353_2048687391">
+          <w:hyperlink w:anchor="__RefHeading___Toc3193_937233523">
             <w:r>
               <w:rPr>
                 <w:rStyle w:val="IndexLink"/>
@@ -832,14 +832,14 @@
             </w:tabs>
             <w:rPr/>
           </w:pPr>
-          <w:hyperlink w:anchor="__RefHeading___Toc1355_2048687391">
+          <w:hyperlink w:anchor="__RefHeading___Toc3195_937233523">
             <w:r>
               <w:rPr>
                 <w:rStyle w:val="IndexLink"/>
               </w:rPr>
               <w:t>C7. "Will you train models on our data?"</w:t>
               <w:tab/>
-              <w:t>5</w:t>
+              <w:t>6</w:t>
             </w:r>
           </w:hyperlink>
         </w:p>
@@ -852,7 +852,7 @@
             </w:tabs>
             <w:rPr/>
           </w:pPr>
-          <w:hyperlink w:anchor="__RefHeading___Toc1357_2048687391">
+          <w:hyperlink w:anchor="__RefHeading___Toc3197_937233523">
             <w:r>
               <w:rPr>
                 <w:rStyle w:val="IndexLink"/>
@@ -872,7 +872,7 @@
             </w:tabs>
             <w:rPr/>
           </w:pPr>
-          <w:hyperlink w:anchor="__RefHeading___Toc1359_2048687391">
+          <w:hyperlink w:anchor="__RefHeading___Toc3199_937233523">
             <w:r>
               <w:rPr>
                 <w:rStyle w:val="IndexLink"/>
@@ -892,7 +892,7 @@
             </w:tabs>
             <w:rPr/>
           </w:pPr>
-          <w:hyperlink w:anchor="__RefHeading___Toc1361_2048687391">
+          <w:hyperlink w:anchor="__RefHeading___Toc3201_937233523">
             <w:r>
               <w:rPr>
                 <w:rStyle w:val="IndexLink"/>
@@ -912,7 +912,7 @@
             </w:tabs>
             <w:rPr/>
           </w:pPr>
-          <w:hyperlink w:anchor="__RefHeading___Toc1363_2048687391">
+          <w:hyperlink w:anchor="__RefHeading___Toc3203_937233523">
             <w:r>
               <w:rPr>
                 <w:rStyle w:val="IndexLink"/>
@@ -932,7 +932,7 @@
             </w:tabs>
             <w:rPr/>
           </w:pPr>
-          <w:hyperlink w:anchor="__RefHeading___Toc1365_2048687391">
+          <w:hyperlink w:anchor="__RefHeading___Toc3205_937233523">
             <w:r>
               <w:rPr>
                 <w:rStyle w:val="IndexLink"/>
@@ -952,7 +952,7 @@
             </w:tabs>
             <w:rPr/>
           </w:pPr>
-          <w:hyperlink w:anchor="__RefHeading___Toc1367_2048687391">
+          <w:hyperlink w:anchor="__RefHeading___Toc3207_937233523">
             <w:r>
               <w:rPr>
                 <w:rStyle w:val="IndexLink"/>
@@ -972,7 +972,7 @@
             </w:tabs>
             <w:rPr/>
           </w:pPr>
-          <w:hyperlink w:anchor="__RefHeading___Toc1369_2048687391">
+          <w:hyperlink w:anchor="__RefHeading___Toc3209_937233523">
             <w:r>
               <w:rPr>
                 <w:rStyle w:val="IndexLink"/>
@@ -992,14 +992,14 @@
             </w:tabs>
             <w:rPr/>
           </w:pPr>
-          <w:hyperlink w:anchor="__RefHeading___Toc1371_2048687391">
+          <w:hyperlink w:anchor="__RefHeading___Toc3211_937233523">
             <w:r>
               <w:rPr>
                 <w:rStyle w:val="IndexLink"/>
               </w:rPr>
               <w:t>E. Scale and future</w:t>
               <w:tab/>
-              <w:t>6</w:t>
+              <w:t>7</w:t>
             </w:r>
           </w:hyperlink>
         </w:p>
@@ -1012,14 +1012,14 @@
             </w:tabs>
             <w:rPr/>
           </w:pPr>
-          <w:hyperlink w:anchor="__RefHeading___Toc1373_2048687391">
+          <w:hyperlink w:anchor="__RefHeading___Toc3213_937233523">
             <w:r>
               <w:rPr>
                 <w:rStyle w:val="IndexLink"/>
               </w:rPr>
               <w:t>E1. "How does this scale to the whole group?"</w:t>
               <w:tab/>
-              <w:t>6</w:t>
+              <w:t>7</w:t>
             </w:r>
           </w:hyperlink>
         </w:p>
@@ -1032,7 +1032,7 @@
             </w:tabs>
             <w:rPr/>
           </w:pPr>
-          <w:hyperlink w:anchor="__RefHeading___Toc1375_2048687391">
+          <w:hyperlink w:anchor="__RefHeading___Toc3215_937233523">
             <w:r>
               <w:rPr>
                 <w:rStyle w:val="IndexLink"/>
@@ -1052,7 +1052,7 @@
             </w:tabs>
             <w:rPr/>
           </w:pPr>
-          <w:hyperlink w:anchor="__RefHeading___Toc1377_2048687391">
+          <w:hyperlink w:anchor="__RefHeading___Toc3217_937233523">
             <w:r>
               <w:rPr>
                 <w:rStyle w:val="IndexLink"/>
@@ -1072,7 +1072,7 @@
             </w:tabs>
             <w:rPr/>
           </w:pPr>
-          <w:hyperlink w:anchor="__RefHeading___Toc1379_2048687391">
+          <w:hyperlink w:anchor="__RefHeading___Toc3219_937233523">
             <w:r>
               <w:rPr>
                 <w:rStyle w:val="IndexLink"/>
@@ -1092,7 +1092,7 @@
             </w:tabs>
             <w:rPr/>
           </w:pPr>
-          <w:hyperlink w:anchor="__RefHeading___Toc1381_2048687391">
+          <w:hyperlink w:anchor="__RefHeading___Toc3221_937233523">
             <w:r>
               <w:rPr>
                 <w:rStyle w:val="IndexLink"/>
@@ -1112,7 +1112,7 @@
             </w:tabs>
             <w:rPr/>
           </w:pPr>
-          <w:hyperlink w:anchor="__RefHeading___Toc1383_2048687391">
+          <w:hyperlink w:anchor="__RefHeading___Toc3223_937233523">
             <w:r>
               <w:rPr>
                 <w:rStyle w:val="IndexLink"/>
@@ -1132,7 +1132,7 @@
             </w:tabs>
             <w:rPr/>
           </w:pPr>
-          <w:hyperlink w:anchor="__RefHeading___Toc1385_2048687391">
+          <w:hyperlink w:anchor="__RefHeading___Toc3225_937233523">
             <w:r>
               <w:rPr>
                 <w:rStyle w:val="IndexLink"/>
@@ -1152,7 +1152,7 @@
             </w:tabs>
             <w:rPr/>
           </w:pPr>
-          <w:hyperlink w:anchor="__RefHeading___Toc1387_2048687391">
+          <w:hyperlink w:anchor="__RefHeading___Toc3227_937233523">
             <w:r>
               <w:rPr>
                 <w:rStyle w:val="IndexLink"/>
@@ -1172,14 +1172,14 @@
             </w:tabs>
             <w:rPr/>
           </w:pPr>
-          <w:hyperlink w:anchor="__RefHeading___Toc1389_2048687391">
+          <w:hyperlink w:anchor="__RefHeading___Toc3229_937233523">
             <w:r>
               <w:rPr>
                 <w:rStyle w:val="IndexLink"/>
               </w:rPr>
               <w:t>Three fall-backs for questions not covered</w:t>
               <w:tab/>
-              <w:t>7</w:t>
+              <w:t>8</w:t>
             </w:r>
           </w:hyperlink>
           <w:r>
@@ -1218,7 +1218,7 @@
         <w:spacing w:before="0" w:after="160"/>
         <w:rPr/>
       </w:pPr>
-      <w:bookmarkStart w:id="0" w:name="__RefHeading___Toc1311_2048687391"/>
+      <w:bookmarkStart w:id="0" w:name="__RefHeading___Toc3151_937233523"/>
       <w:bookmarkEnd w:id="0"/>
       <w:r>
         <w:rPr/>
@@ -1275,7 +1275,7 @@
         <w:spacing w:before="360" w:after="160"/>
         <w:rPr/>
       </w:pPr>
-      <w:bookmarkStart w:id="1" w:name="__RefHeading___Toc1313_2048687391"/>
+      <w:bookmarkStart w:id="1" w:name="__RefHeading___Toc3153_937233523"/>
       <w:bookmarkEnd w:id="1"/>
       <w:r>
         <w:rPr/>
@@ -1288,7 +1288,7 @@
         <w:spacing w:before="280" w:after="120"/>
         <w:rPr/>
       </w:pPr>
-      <w:bookmarkStart w:id="2" w:name="__RefHeading___Toc1315_2048687391"/>
+      <w:bookmarkStart w:id="2" w:name="__RefHeading___Toc3155_937233523"/>
       <w:bookmarkEnd w:id="2"/>
       <w:r>
         <w:rPr/>
@@ -1337,7 +1337,7 @@
         <w:spacing w:before="280" w:after="120"/>
         <w:rPr/>
       </w:pPr>
-      <w:bookmarkStart w:id="3" w:name="__RefHeading___Toc1317_2048687391"/>
+      <w:bookmarkStart w:id="3" w:name="__RefHeading___Toc3157_937233523"/>
       <w:bookmarkEnd w:id="3"/>
       <w:r>
         <w:rPr/>
@@ -1368,7 +1368,7 @@
         <w:spacing w:before="280" w:after="120"/>
         <w:rPr/>
       </w:pPr>
-      <w:bookmarkStart w:id="4" w:name="__RefHeading___Toc1319_2048687391"/>
+      <w:bookmarkStart w:id="4" w:name="__RefHeading___Toc3159_937233523"/>
       <w:bookmarkEnd w:id="4"/>
       <w:r>
         <w:rPr/>
@@ -1390,7 +1390,7 @@
       </w:r>
       <w:r>
         <w:rPr/>
-        <w:t xml:space="preserve"> You can, and your data will export to them cleanly if you ever want that. We are not recommending it as the core for three reasons: your mandatory human-approval gate is not how those products work by default; your data would sit outside the GCC; and the shared entity model with the intelligence assistant is much simpler on one platform. For the scope you described, a purpose-built CRM is smaller, cheaper to run, and fully under your control.</w:t>
+        <w:t xml:space="preserve"> You can, and your data will export to them cleanly if you ever want that. We are not recommending it as the core for three reasons: your mandatory human-approval gate is not how those products work by default; your data would sit wherever that vendor holds it rather than in a region you choose; and the shared entity model with the intelligence assistant is much simpler on one platform. For the scope you described, a purpose-built CRM is smaller, cheaper to run, and fully under your control.</w:t>
       </w:r>
     </w:p>
     <w:p>
@@ -1417,7 +1417,7 @@
         <w:spacing w:before="280" w:after="120"/>
         <w:rPr/>
       </w:pPr>
-      <w:bookmarkStart w:id="5" w:name="__RefHeading___Toc1321_2048687391"/>
+      <w:bookmarkStart w:id="5" w:name="__RefHeading___Toc3161_937233523"/>
       <w:bookmarkEnd w:id="5"/>
       <w:r>
         <w:rPr/>
@@ -1448,7 +1448,7 @@
         <w:spacing w:before="280" w:after="120"/>
         <w:rPr/>
       </w:pPr>
-      <w:bookmarkStart w:id="6" w:name="__RefHeading___Toc1323_2048687391"/>
+      <w:bookmarkStart w:id="6" w:name="__RefHeading___Toc3163_937233523"/>
       <w:bookmarkEnd w:id="6"/>
       <w:r>
         <w:rPr/>
@@ -1479,7 +1479,7 @@
         <w:spacing w:before="360" w:after="160"/>
         <w:rPr/>
       </w:pPr>
-      <w:bookmarkStart w:id="7" w:name="__RefHeading___Toc1325_2048687391"/>
+      <w:bookmarkStart w:id="7" w:name="__RefHeading___Toc3165_937233523"/>
       <w:bookmarkEnd w:id="7"/>
       <w:r>
         <w:rPr/>
@@ -1492,7 +1492,7 @@
         <w:spacing w:before="280" w:after="120"/>
         <w:rPr/>
       </w:pPr>
-      <w:bookmarkStart w:id="8" w:name="__RefHeading___Toc1327_2048687391"/>
+      <w:bookmarkStart w:id="8" w:name="__RefHeading___Toc3167_937233523"/>
       <w:bookmarkEnd w:id="8"/>
       <w:r>
         <w:rPr/>
@@ -1541,7 +1541,7 @@
         <w:spacing w:before="280" w:after="120"/>
         <w:rPr/>
       </w:pPr>
-      <w:bookmarkStart w:id="9" w:name="__RefHeading___Toc1329_2048687391"/>
+      <w:bookmarkStart w:id="9" w:name="__RefHeading___Toc3169_937233523"/>
       <w:bookmarkEnd w:id="9"/>
       <w:r>
         <w:rPr/>
@@ -1572,7 +1572,7 @@
         <w:spacing w:before="280" w:after="120"/>
         <w:rPr/>
       </w:pPr>
-      <w:bookmarkStart w:id="10" w:name="__RefHeading___Toc1331_2048687391"/>
+      <w:bookmarkStart w:id="10" w:name="__RefHeading___Toc3171_937233523"/>
       <w:bookmarkEnd w:id="10"/>
       <w:r>
         <w:rPr/>
@@ -1603,7 +1603,7 @@
         <w:spacing w:before="280" w:after="120"/>
         <w:rPr/>
       </w:pPr>
-      <w:bookmarkStart w:id="11" w:name="__RefHeading___Toc1333_2048687391"/>
+      <w:bookmarkStart w:id="11" w:name="__RefHeading___Toc3173_937233523"/>
       <w:bookmarkEnd w:id="11"/>
       <w:r>
         <w:rPr/>
@@ -1634,7 +1634,7 @@
         <w:spacing w:before="280" w:after="120"/>
         <w:rPr/>
       </w:pPr>
-      <w:bookmarkStart w:id="12" w:name="__RefHeading___Toc1335_2048687391"/>
+      <w:bookmarkStart w:id="12" w:name="__RefHeading___Toc3175_937233523"/>
       <w:bookmarkEnd w:id="12"/>
       <w:r>
         <w:rPr/>
@@ -1665,11 +1665,11 @@
         <w:spacing w:before="280" w:after="120"/>
         <w:rPr/>
       </w:pPr>
-      <w:bookmarkStart w:id="13" w:name="__RefHeading___Toc1337_2048687391"/>
+      <w:bookmarkStart w:id="13" w:name="__RefHeading___Toc3177_937233523"/>
       <w:bookmarkEnd w:id="13"/>
       <w:r>
         <w:rPr/>
-        <w:t>B6. "What about Arabic documents?"</w:t>
+        <w:t>B6. "What about documents that are not in English?"</w:t>
       </w:r>
     </w:p>
     <w:p>
@@ -1687,7 +1687,7 @@
       </w:r>
       <w:r>
         <w:rPr/>
-        <w:t xml:space="preserve"> Supported end to end: Arabic OCR for scans, multilingual embeddings so an English question finds an Arabic clause, answers in the user's language, and a right-to-left interface. We report accuracy separately per language in the pilot.</w:t>
+        <w:t xml:space="preserve"> Supported end to end: OCR for scans in the languages you use, multilingual embeddings so an English question finds a clause written in Bahasa Malaysia or Filipino, and answers in the user's language. We report accuracy separately per language in the pilot rather than as one blended number. Tell us the actual mix in your corpus and we will size the OCR and evaluation work to it.</w:t>
       </w:r>
     </w:p>
     <w:p>
@@ -1696,7 +1696,7 @@
         <w:spacing w:before="280" w:after="120"/>
         <w:rPr/>
       </w:pPr>
-      <w:bookmarkStart w:id="14" w:name="__RefHeading___Toc1339_2048687391"/>
+      <w:bookmarkStart w:id="14" w:name="__RefHeading___Toc3179_937233523"/>
       <w:bookmarkEnd w:id="14"/>
       <w:r>
         <w:rPr/>
@@ -1727,7 +1727,7 @@
         <w:spacing w:before="360" w:after="160"/>
         <w:rPr/>
       </w:pPr>
-      <w:bookmarkStart w:id="15" w:name="__RefHeading___Toc1341_2048687391"/>
+      <w:bookmarkStart w:id="15" w:name="__RefHeading___Toc3181_937233523"/>
       <w:bookmarkEnd w:id="15"/>
       <w:r>
         <w:rPr/>
@@ -1740,7 +1740,7 @@
         <w:spacing w:before="280" w:after="120"/>
         <w:rPr/>
       </w:pPr>
-      <w:bookmarkStart w:id="16" w:name="__RefHeading___Toc1343_2048687391"/>
+      <w:bookmarkStart w:id="16" w:name="__RefHeading___Toc3183_937233523"/>
       <w:bookmarkEnd w:id="16"/>
       <w:r>
         <w:rPr/>
@@ -1762,7 +1762,7 @@
       </w:r>
       <w:r>
         <w:rPr/>
-        <w:t xml:space="preserve"> In your own cloud account, in a GCC region you choose (UAE, Bahrain or Saudi Arabia are all available from the major providers), or on your premises. You own the accounts; we operate inside them.</w:t>
+        <w:t xml:space="preserve"> In your own cloud account. For Malaysia that can genuinely mean in-country: AWS opened a Malaysia region in 2024 and Microsoft opened one in 2025. For the Philippines we should be straight with you: none of the major providers has a full region there, so the honest options are Singapore or Malaysia, or hosting it yourselves. You own the accounts; we operate inside them. When the GCC entity starts trading, adding a region there is a setting, not a rebuild.</w:t>
       </w:r>
     </w:p>
     <w:p>
@@ -1771,7 +1771,7 @@
         <w:spacing w:before="280" w:after="120"/>
         <w:rPr/>
       </w:pPr>
-      <w:bookmarkStart w:id="17" w:name="__RefHeading___Toc1345_2048687391"/>
+      <w:bookmarkStart w:id="17" w:name="__RefHeading___Toc3185_937233523"/>
       <w:bookmarkEnd w:id="17"/>
       <w:r>
         <w:rPr/>
@@ -1820,7 +1820,7 @@
         <w:spacing w:before="280" w:after="120"/>
         <w:rPr/>
       </w:pPr>
-      <w:bookmarkStart w:id="18" w:name="__RefHeading___Toc1347_2048687391"/>
+      <w:bookmarkStart w:id="18" w:name="__RefHeading___Toc3187_937233523"/>
       <w:bookmarkEnd w:id="18"/>
       <w:r>
         <w:rPr/>
@@ -1851,7 +1851,7 @@
         <w:spacing w:before="280" w:after="120"/>
         <w:rPr/>
       </w:pPr>
-      <w:bookmarkStart w:id="19" w:name="__RefHeading___Toc1349_2048687391"/>
+      <w:bookmarkStart w:id="19" w:name="__RefHeading___Toc3189_937233523"/>
       <w:bookmarkEnd w:id="19"/>
       <w:r>
         <w:rPr/>
@@ -1882,11 +1882,11 @@
         <w:spacing w:before="280" w:after="120"/>
         <w:rPr/>
       </w:pPr>
-      <w:bookmarkStart w:id="20" w:name="__RefHeading___Toc1351_2048687391"/>
+      <w:bookmarkStart w:id="20" w:name="__RefHeading___Toc3191_937233523"/>
       <w:bookmarkEnd w:id="20"/>
       <w:r>
         <w:rPr/>
-        <w:t>C5. "Is it compliant with PDPL?"</w:t>
+        <w:t>C5. "Is it compliant with our data protection law?"</w:t>
       </w:r>
     </w:p>
     <w:p>
@@ -1904,7 +1904,18 @@
       </w:r>
       <w:r>
         <w:rPr/>
-        <w:t xml:space="preserve"> It is designed to support compliance with the Saudi PDPL, the UAE federal law and the DIFC and ADGM regimes: lawful basis and consent per contact, residency by policy, data-subject request support, retention rules, audit trail, and cross-border transfer controls. Your legal team confirms the lawful basis and transfer mechanism; we implement and evidence it.</w:t>
+        <w:t xml:space="preserve"> It is designed to support compliance with the Malaysian PDPA as amended in 2024, and the Philippine Data Privacy Act 2012: lawful basis and consent per contact, residency by policy, data-subject request support, retention rules, an audit trail, and cross-border transfer controls. Two things to note specifically. Malaysia now requires breach notification to the Commissioner </w:t>
+      </w:r>
+      <w:r>
+        <w:rPr>
+          <w:b/>
+          <w:bCs/>
+        </w:rPr>
+        <w:t>within 72 hours of the breach occurring</w:t>
+      </w:r>
+      <w:r>
+        <w:rPr/>
+        <w:t>, so our incident process is built to that clock. And the Philippine NPC's model contractual clauses are voluntary rather than mandatory, so the accountability for the transfer sits with you; we provide the evidence. Your legal team confirms the lawful basis and transfer mechanism; we implement and evidence it.</w:t>
       </w:r>
     </w:p>
     <w:p>
@@ -1931,7 +1942,7 @@
         <w:spacing w:before="280" w:after="120"/>
         <w:rPr/>
       </w:pPr>
-      <w:bookmarkStart w:id="21" w:name="__RefHeading___Toc1353_2048687391"/>
+      <w:bookmarkStart w:id="21" w:name="__RefHeading___Toc3193_937233523"/>
       <w:bookmarkEnd w:id="21"/>
       <w:r>
         <w:rPr/>
@@ -1962,7 +1973,7 @@
         <w:spacing w:before="280" w:after="120"/>
         <w:rPr/>
       </w:pPr>
-      <w:bookmarkStart w:id="22" w:name="__RefHeading___Toc1355_2048687391"/>
+      <w:bookmarkStart w:id="22" w:name="__RefHeading___Toc3195_937233523"/>
       <w:bookmarkEnd w:id="22"/>
       <w:r>
         <w:rPr/>
@@ -1993,7 +2004,7 @@
         <w:spacing w:before="360" w:after="160"/>
         <w:rPr/>
       </w:pPr>
-      <w:bookmarkStart w:id="23" w:name="__RefHeading___Toc1357_2048687391"/>
+      <w:bookmarkStart w:id="23" w:name="__RefHeading___Toc3197_937233523"/>
       <w:bookmarkEnd w:id="23"/>
       <w:r>
         <w:rPr/>
@@ -2006,7 +2017,7 @@
         <w:spacing w:before="280" w:after="120"/>
         <w:rPr/>
       </w:pPr>
-      <w:bookmarkStart w:id="24" w:name="__RefHeading___Toc1359_2048687391"/>
+      <w:bookmarkStart w:id="24" w:name="__RefHeading___Toc3199_937233523"/>
       <w:bookmarkEnd w:id="24"/>
       <w:r>
         <w:rPr/>
@@ -2037,7 +2048,7 @@
         <w:spacing w:before="280" w:after="120"/>
         <w:rPr/>
       </w:pPr>
-      <w:bookmarkStart w:id="25" w:name="__RefHeading___Toc1361_2048687391"/>
+      <w:bookmarkStart w:id="25" w:name="__RefHeading___Toc3201_937233523"/>
       <w:bookmarkEnd w:id="25"/>
       <w:r>
         <w:rPr/>
@@ -2086,7 +2097,7 @@
         <w:spacing w:before="280" w:after="120"/>
         <w:rPr/>
       </w:pPr>
-      <w:bookmarkStart w:id="26" w:name="__RefHeading___Toc1363_2048687391"/>
+      <w:bookmarkStart w:id="26" w:name="__RefHeading___Toc3203_937233523"/>
       <w:bookmarkEnd w:id="26"/>
       <w:r>
         <w:rPr/>
@@ -2117,7 +2128,7 @@
         <w:spacing w:before="280" w:after="120"/>
         <w:rPr/>
       </w:pPr>
-      <w:bookmarkStart w:id="27" w:name="__RefHeading___Toc1365_2048687391"/>
+      <w:bookmarkStart w:id="27" w:name="__RefHeading___Toc3205_937233523"/>
       <w:bookmarkEnd w:id="27"/>
       <w:r>
         <w:rPr/>
@@ -2148,7 +2159,7 @@
         <w:spacing w:before="280" w:after="120"/>
         <w:rPr/>
       </w:pPr>
-      <w:bookmarkStart w:id="28" w:name="__RefHeading___Toc1367_2048687391"/>
+      <w:bookmarkStart w:id="28" w:name="__RefHeading___Toc3207_937233523"/>
       <w:bookmarkEnd w:id="28"/>
       <w:r>
         <w:rPr/>
@@ -2179,7 +2190,7 @@
         <w:spacing w:before="280" w:after="120"/>
         <w:rPr/>
       </w:pPr>
-      <w:bookmarkStart w:id="29" w:name="__RefHeading___Toc1369_2048687391"/>
+      <w:bookmarkStart w:id="29" w:name="__RefHeading___Toc3209_937233523"/>
       <w:bookmarkEnd w:id="29"/>
       <w:r>
         <w:rPr/>
@@ -2210,7 +2221,7 @@
         <w:spacing w:before="360" w:after="160"/>
         <w:rPr/>
       </w:pPr>
-      <w:bookmarkStart w:id="30" w:name="__RefHeading___Toc1371_2048687391"/>
+      <w:bookmarkStart w:id="30" w:name="__RefHeading___Toc3211_937233523"/>
       <w:bookmarkEnd w:id="30"/>
       <w:r>
         <w:rPr/>
@@ -2223,7 +2234,7 @@
         <w:spacing w:before="280" w:after="120"/>
         <w:rPr/>
       </w:pPr>
-      <w:bookmarkStart w:id="31" w:name="__RefHeading___Toc1373_2048687391"/>
+      <w:bookmarkStart w:id="31" w:name="__RefHeading___Toc3213_937233523"/>
       <w:bookmarkEnd w:id="31"/>
       <w:r>
         <w:rPr/>
@@ -2254,7 +2265,7 @@
         <w:spacing w:before="280" w:after="120"/>
         <w:rPr/>
       </w:pPr>
-      <w:bookmarkStart w:id="32" w:name="__RefHeading___Toc1375_2048687391"/>
+      <w:bookmarkStart w:id="32" w:name="__RefHeading___Toc3215_937233523"/>
       <w:bookmarkEnd w:id="32"/>
       <w:r>
         <w:rPr/>
@@ -2285,7 +2296,7 @@
         <w:spacing w:before="280" w:after="120"/>
         <w:rPr/>
       </w:pPr>
-      <w:bookmarkStart w:id="33" w:name="__RefHeading___Toc1377_2048687391"/>
+      <w:bookmarkStart w:id="33" w:name="__RefHeading___Toc3217_937233523"/>
       <w:bookmarkEnd w:id="33"/>
       <w:r>
         <w:rPr/>
@@ -2307,7 +2318,7 @@
       </w:r>
       <w:r>
         <w:rPr/>
-        <w:t xml:space="preserve"> None. All model calls go through a gateway. We start with Claude because it performs well on long structured documents and is reachable from GCC cloud regions, but switching to another provider or to an in-country open model is a configuration change validated against your question set.</w:t>
+        <w:t xml:space="preserve"> None. All model calls go through a gateway. We start with Claude because it performs well on long structured documents and is reachable from the Southeast Asian cloud regions, but switching to another provider or to an in-country open model is a configuration change validated against your question set.</w:t>
       </w:r>
     </w:p>
     <w:p>
@@ -2316,7 +2327,7 @@
         <w:spacing w:before="360" w:after="160"/>
         <w:rPr/>
       </w:pPr>
-      <w:bookmarkStart w:id="34" w:name="__RefHeading___Toc1379_2048687391"/>
+      <w:bookmarkStart w:id="34" w:name="__RefHeading___Toc3219_937233523"/>
       <w:bookmarkEnd w:id="34"/>
       <w:r>
         <w:rPr/>
@@ -2329,7 +2340,7 @@
         <w:spacing w:before="280" w:after="120"/>
         <w:rPr/>
       </w:pPr>
-      <w:bookmarkStart w:id="35" w:name="__RefHeading___Toc1381_2048687391"/>
+      <w:bookmarkStart w:id="35" w:name="__RefHeading___Toc3221_937233523"/>
       <w:bookmarkEnd w:id="35"/>
       <w:r>
         <w:rPr/>
@@ -2360,7 +2371,7 @@
         <w:spacing w:before="280" w:after="120"/>
         <w:rPr/>
       </w:pPr>
-      <w:bookmarkStart w:id="36" w:name="__RefHeading___Toc1383_2048687391"/>
+      <w:bookmarkStart w:id="36" w:name="__RefHeading___Toc3223_937233523"/>
       <w:bookmarkEnd w:id="36"/>
       <w:r>
         <w:rPr/>
@@ -2391,7 +2402,7 @@
         <w:spacing w:before="280" w:after="120"/>
         <w:rPr/>
       </w:pPr>
-      <w:bookmarkStart w:id="37" w:name="__RefHeading___Toc1385_2048687391"/>
+      <w:bookmarkStart w:id="37" w:name="__RefHeading___Toc3225_937233523"/>
       <w:bookmarkEnd w:id="37"/>
       <w:r>
         <w:rPr/>
@@ -2422,7 +2433,7 @@
         <w:spacing w:before="280" w:after="120"/>
         <w:rPr/>
       </w:pPr>
-      <w:bookmarkStart w:id="38" w:name="__RefHeading___Toc1387_2048687391"/>
+      <w:bookmarkStart w:id="38" w:name="__RefHeading___Toc3227_937233523"/>
       <w:bookmarkEnd w:id="38"/>
       <w:r>
         <w:rPr/>
@@ -2453,7 +2464,7 @@
         <w:spacing w:before="360" w:after="160"/>
         <w:rPr/>
       </w:pPr>
-      <w:bookmarkStart w:id="39" w:name="__RefHeading___Toc1389_2048687391"/>
+      <w:bookmarkStart w:id="39" w:name="__RefHeading___Toc3229_937233523"/>
       <w:bookmarkEnd w:id="39"/>
       <w:r>
         <w:rPr/>
@@ -2573,7 +2584,7 @@
     </w:r>
     <w:r>
       <w:rPr/>
-      <w:t>7</w:t>
+      <w:t>8</w:t>
     </w:r>
     <w:r>
       <w:rPr/>
@@ -2601,7 +2612,7 @@
     </w:r>
     <w:r>
       <w:rPr/>
-      <w:t>7</w:t>
+      <w:t>8</w:t>
     </w:r>
     <w:r>
       <w:rPr/>
@@ -2646,7 +2657,7 @@
     </w:r>
     <w:r>
       <w:rPr/>
-      <w:t>7</w:t>
+      <w:t>8</w:t>
     </w:r>
     <w:r>
       <w:rPr/>
@@ -2674,7 +2685,7 @@
     </w:r>
     <w:r>
       <w:rPr/>
-      <w:t>7</w:t>
+      <w:t>8</w:t>
     </w:r>
     <w:r>
       <w:rPr/>
